--- a/PW I/Atividade 01 - Harmonias Cromáticas Alunos.docx
+++ b/PW I/Atividade 01 - Harmonias Cromáticas Alunos.docx
@@ -271,23 +271,7 @@
           <w:color w:val="0A0A0A"/>
           <w:shd w:val="clear" w:color="auto" w:fill="FFFFFF"/>
         </w:rPr>
-        <w:t xml:space="preserve">Definição correta (0,3) </w:t>
-      </w:r>
-      <w:r>
-        <w:rPr>
-          <w:rFonts w:ascii="Arial" w:hAnsi="Arial" w:cs="Arial"/>
-          <w:color w:val="0A0A0A"/>
-          <w:shd w:val="clear" w:color="auto" w:fill="FFFFFF"/>
-        </w:rPr>
-        <w:t>Cores complementares são pares de cores posicionadas diretamente em lados opostos no círculo cromático, cuja combinação gera o contraste máximo e a maior</w:t>
-      </w:r>
-      <w:r>
-        <w:rPr>
-          <w:rFonts w:ascii="Arial" w:hAnsi="Arial" w:cs="Arial"/>
-          <w:color w:val="0A0A0A"/>
-          <w:shd w:val="clear" w:color="auto" w:fill="FFFFFF"/>
-        </w:rPr>
-        <w:t xml:space="preserve"> vibração possivel</w:t>
+        <w:t>Definição correta (0,3) Cores complementares são pares de cores posicionadas diretamente em lados opostos no círculo cromático, cuja combinação gera o contraste máximo e a maior vibração possivel</w:t>
       </w:r>
     </w:p>
     <w:p>
@@ -322,15 +306,7 @@
           <w:color w:val="001D35"/>
           <w:shd w:val="clear" w:color="auto" w:fill="D3E3FD"/>
         </w:rPr>
-        <w:t>A posição de cada cor é estratégica</w:t>
-      </w:r>
-      <w:r>
-        <w:rPr>
-          <w:rFonts w:ascii="Arial" w:hAnsi="Arial" w:cs="Arial"/>
-          <w:color w:val="001D35"/>
-          <w:shd w:val="clear" w:color="auto" w:fill="D3E3FD"/>
-        </w:rPr>
-        <w:t xml:space="preserve"> para entender misturas e harmonias</w:t>
+        <w:t>A posição de cada cor é estratégica para entender misturas e harmonias</w:t>
       </w:r>
     </w:p>
     <w:p>
@@ -703,15 +679,7 @@
           <w:color w:val="0A0A0A"/>
           <w:shd w:val="clear" w:color="auto" w:fill="FFFFFF"/>
         </w:rPr>
-        <w:t>. Elas funcionam baseadas na semelhança, criando composições suaves, harmônicas e coesas. Geralmente, uma paleta de cores análogas é composta por uma cor principal e suas</w:t>
-      </w:r>
-      <w:r>
-        <w:rPr>
-          <w:rFonts w:ascii="Arial" w:hAnsi="Arial" w:cs="Arial"/>
-          <w:color w:val="0A0A0A"/>
-          <w:shd w:val="clear" w:color="auto" w:fill="FFFFFF"/>
-        </w:rPr>
-        <w:t xml:space="preserve"> duas vizinhas laterais do circulo</w:t>
+        <w:t>. Elas funcionam baseadas na semelhança, criando composições suaves, harmônicas e coesas. Geralmente, uma paleta de cores análogas é composta por uma cor principal e suas duas vizinhas laterais do circulo</w:t>
       </w:r>
     </w:p>
     <w:p>
@@ -984,10 +952,60 @@
           <w:sz w:val="24"/>
           <w:szCs w:val="24"/>
         </w:rPr>
+        <w:lastRenderedPageBreak/>
         <w:t>Formação correta no círculo cromático (0,3)</w:t>
       </w:r>
-      <w:bookmarkStart w:id="0" w:name="_GoBack"/>
-      <w:bookmarkEnd w:id="0"/>
+      <w:r>
+        <w:t xml:space="preserve"> </w:t>
+      </w:r>
+      <w:r>
+        <w:t> A forma correta de encontrar </w:t>
+      </w:r>
+      <w:r>
+        <w:rPr>
+          <w:rStyle w:val="Forte"/>
+          <w:rFonts w:ascii="Arial" w:hAnsi="Arial" w:cs="Arial"/>
+          <w:color w:val="0A0A0A"/>
+          <w:shd w:val="clear" w:color="auto" w:fill="FFFFFF"/>
+        </w:rPr>
+        <w:t>cores triádicas</w:t>
+      </w:r>
+      <w:r>
+        <w:rPr>
+          <w:rFonts w:ascii="Arial" w:hAnsi="Arial" w:cs="Arial"/>
+          <w:color w:val="0A0A0A"/>
+          <w:shd w:val="clear" w:color="auto" w:fill="FFFFFF"/>
+        </w:rPr>
+        <w:t> no círculo cromático é </w:t>
+      </w:r>
+      <w:r>
+        <w:t>selecionando três cores que estejam distribuídas uniformemente ao redor dele, formando um </w:t>
+      </w:r>
+      <w:r>
+        <w:rPr>
+          <w:rStyle w:val="Forte"/>
+        </w:rPr>
+        <w:t>triângulo equilátero</w:t>
+      </w:r>
+      <w:r>
+        <w:t> (lados iguais)</w:t>
+      </w:r>
+      <w:r>
+        <w:rPr>
+          <w:rFonts w:ascii="Arial" w:hAnsi="Arial" w:cs="Arial"/>
+          <w:color w:val="0A0A0A"/>
+          <w:shd w:val="clear" w:color="auto" w:fill="FFFFFF"/>
+        </w:rPr>
+        <w:t>. Essa técnica cria uma paleta vibrante e equilibrada, pois as cores escolhidas têm a mesma distância entre si</w:t>
+      </w:r>
+      <w:r>
+        <w:rPr>
+          <w:rFonts w:ascii="Arial" w:hAnsi="Arial" w:cs="Arial"/>
+          <w:color w:val="0A0A0A"/>
+          <w:shd w:val="clear" w:color="auto" w:fill="FFFFFF"/>
+        </w:rPr>
+        <w:t xml:space="preserve"> essa é o NUMERO 6</w:t>
+      </w:r>
     </w:p>
     <w:p>
       <w:pPr>
@@ -1006,8 +1024,30 @@
           <w:sz w:val="24"/>
           <w:szCs w:val="24"/>
         </w:rPr>
-        <w:lastRenderedPageBreak/>
         <w:t>Característica visual (0,2)</w:t>
+      </w:r>
+      <w:r>
+        <w:t xml:space="preserve"> </w:t>
+      </w:r>
+      <w:r>
+        <w:t>Uma combinação de cores </w:t>
+      </w:r>
+      <w:r>
+        <w:rPr>
+          <w:rStyle w:val="Forte"/>
+          <w:rFonts w:ascii="Arial" w:hAnsi="Arial" w:cs="Arial"/>
+          <w:color w:val="0A0A0A"/>
+          <w:shd w:val="clear" w:color="auto" w:fill="FFFFFF"/>
+        </w:rPr>
+        <w:t>triádica</w:t>
+      </w:r>
+      <w:r>
+        <w:rPr>
+          <w:rFonts w:ascii="Arial" w:hAnsi="Arial" w:cs="Arial"/>
+          <w:color w:val="0A0A0A"/>
+          <w:shd w:val="clear" w:color="auto" w:fill="FFFFFF"/>
+        </w:rPr>
+        <w:t> (ou tríade) é um esquema visual que utiliza três cores distribuídas uniformemente ao redor do círculo cromático, formando um triângulo equilátero.</w:t>
       </w:r>
     </w:p>
     <w:p>
@@ -1058,6 +1098,29 @@
         </w:rPr>
         <w:t>Explicação da distribuição (0,3)</w:t>
       </w:r>
+      <w:r>
+        <w:t xml:space="preserve"> </w:t>
+      </w:r>
+      <w:r>
+        <w:t>A "distribuição em quadrado" ou </w:t>
+      </w:r>
+      <w:r>
+        <w:rPr>
+          <w:rStyle w:val="Forte"/>
+          <w:rFonts w:ascii="Arial" w:hAnsi="Arial" w:cs="Arial"/>
+          <w:color w:val="0A0A0A"/>
+          <w:shd w:val="clear" w:color="auto" w:fill="FFFFFF"/>
+        </w:rPr>
+        <w:t>esquema de cores quadrado (tetrácico)</w:t>
+      </w:r>
+      <w:r>
+        <w:rPr>
+          <w:rFonts w:ascii="Arial" w:hAnsi="Arial" w:cs="Arial"/>
+          <w:color w:val="0A0A0A"/>
+          <w:shd w:val="clear" w:color="auto" w:fill="FFFFFF"/>
+        </w:rPr>
+        <w:t> é uma técnica de harmonia visual utilizada na teoria das cores para criar paletas equilibradas e vibrantes.</w:t>
+      </w:r>
     </w:p>
     <w:p>
       <w:pPr>
@@ -1078,6 +1141,46 @@
         </w:rPr>
         <w:t>Resultado visual (0,2)</w:t>
       </w:r>
+      <w:r>
+        <w:t xml:space="preserve"> </w:t>
+      </w:r>
+      <w:r>
+        <w:t>A "harmonia quadrada" (ou tetrádica) de cores é uma técnica de design que utiliza quatro cores equidistantes no círculo cromático, formando um quadrado visual</w:t>
+      </w:r>
+      <w:r>
+        <w:rPr>
+          <w:rFonts w:ascii="Arial" w:hAnsi="Arial" w:cs="Arial"/>
+          <w:color w:val="0A0A0A"/>
+          <w:shd w:val="clear" w:color="auto" w:fill="FFFFFF"/>
+        </w:rPr>
+        <w:t>. Esse método cria um resultado visual </w:t>
+      </w:r>
+      <w:r>
+        <w:rPr>
+          <w:rStyle w:val="Forte"/>
+          <w:rFonts w:ascii="Arial" w:hAnsi="Arial" w:cs="Arial"/>
+          <w:color w:val="0A0A0A"/>
+          <w:shd w:val="clear" w:color="auto" w:fill="FFFFFF"/>
+        </w:rPr>
+        <w:t>equilibrado, vibrante e marcante</w:t>
+      </w:r>
+      <w:r>
+        <w:rPr>
+          <w:rFonts w:ascii="Arial" w:hAnsi="Arial" w:cs="Arial"/>
+          <w:color w:val="0A0A0A"/>
+          <w:shd w:val="clear" w:color="auto" w:fill="FFFFFF"/>
+        </w:rPr>
+        <w:t>, ideal para designs que precisam de alto contraste e energia.</w:t>
+      </w:r>
+      <w:r>
+        <w:rPr>
+          <w:rStyle w:val="vkekvd"/>
+          <w:rFonts w:ascii="Arial" w:hAnsi="Arial" w:cs="Arial"/>
+          <w:color w:val="0A0A0A"/>
+          <w:shd w:val="clear" w:color="auto" w:fill="FFFFFF"/>
+        </w:rPr>
+        <w:t> </w:t>
+      </w:r>
     </w:p>
     <w:p>
       <w:pPr>
@@ -1127,6 +1230,69 @@
         </w:rPr>
         <w:t>Conceito correto (0,3)</w:t>
       </w:r>
+      <w:r>
+        <w:rPr>
+          <w:rStyle w:val="Ttulo1Char"/>
+          <w:shd w:val="clear" w:color="auto" w:fill="E5EDFF"/>
+        </w:rPr>
+        <w:t xml:space="preserve"> </w:t>
+      </w:r>
+      <w:r>
+        <w:rPr>
+          <w:rStyle w:val="n9q8lc"/>
+          <w:shd w:val="clear" w:color="auto" w:fill="E5EDFF"/>
+        </w:rPr>
+        <w:t>A harmonia ou </w:t>
+      </w:r>
+      <w:r>
+        <w:rPr>
+          <w:rStyle w:val="n9q8lc"/>
+          <w:rFonts w:ascii="Arial" w:hAnsi="Arial" w:cs="Arial"/>
+          <w:b/>
+          <w:bCs/>
+          <w:color w:val="0A0A0A"/>
+          <w:shd w:val="clear" w:color="auto" w:fill="E5EDFF"/>
+        </w:rPr>
+        <w:t>esquema de cores tetraédrico</w:t>
+      </w:r>
+      <w:r>
+        <w:rPr>
+          <w:rStyle w:val="n9q8lc"/>
+          <w:rFonts w:ascii="Arial" w:hAnsi="Arial" w:cs="Arial"/>
+          <w:color w:val="0A0A0A"/>
+          <w:shd w:val="clear" w:color="auto" w:fill="E5EDFF"/>
+        </w:rPr>
+        <w:t> (também conhecido como tetrádico ou retangular) é um conceito da teoria das cores que consiste na utilização de </w:t>
+      </w:r>
+      <w:r>
+        <w:rPr>
+          <w:rStyle w:val="n9q8lc"/>
+          <w:rFonts w:ascii="Arial" w:hAnsi="Arial" w:cs="Arial"/>
+          <w:b/>
+          <w:bCs/>
+          <w:color w:val="0A0A0A"/>
+          <w:shd w:val="clear" w:color="auto" w:fill="E5EDFF"/>
+        </w:rPr>
+        <w:t>quatro cores organizadas em dois pares complementares</w:t>
+      </w:r>
+      <w:r>
+        <w:rPr>
+          <w:rStyle w:val="n9q8lc"/>
+          <w:rFonts w:ascii="Arial" w:hAnsi="Arial" w:cs="Arial"/>
+          <w:color w:val="0A0A0A"/>
+          <w:shd w:val="clear" w:color="auto" w:fill="E5EDFF"/>
+        </w:rPr>
+        <w:t>.</w:t>
+      </w:r>
+      <w:r>
+        <w:rPr>
+          <w:rStyle w:val="vkekvd"/>
+          <w:rFonts w:ascii="Arial" w:hAnsi="Arial" w:cs="Arial"/>
+          <w:color w:val="0A0A0A"/>
+          <w:shd w:val="clear" w:color="auto" w:fill="FFFFFF"/>
+        </w:rPr>
+        <w:t> </w:t>
+      </w:r>
     </w:p>
     <w:p>
       <w:pPr>
@@ -1147,6 +1313,55 @@
         </w:rPr>
         <w:t>Diferença para quadrado (0,2)</w:t>
       </w:r>
+      <w:r>
+        <w:t xml:space="preserve"> </w:t>
+      </w:r>
+      <w:r>
+        <w:t>A principal diferença entre as harmonias de cores </w:t>
+      </w:r>
+      <w:r>
+        <w:rPr>
+          <w:rStyle w:val="Forte"/>
+          <w:rFonts w:ascii="Arial" w:hAnsi="Arial" w:cs="Arial"/>
+          <w:color w:val="0A0A0A"/>
+          <w:shd w:val="clear" w:color="auto" w:fill="FFFFFF"/>
+        </w:rPr>
+        <w:t>tetraédrica</w:t>
+      </w:r>
+      <w:r>
+        <w:rPr>
+          <w:rFonts w:ascii="Arial" w:hAnsi="Arial" w:cs="Arial"/>
+          <w:color w:val="0A0A0A"/>
+          <w:shd w:val="clear" w:color="auto" w:fill="FFFFFF"/>
+        </w:rPr>
+        <w:t> (ou retângulo) e </w:t>
+      </w:r>
+      <w:r>
+        <w:rPr>
+          <w:rStyle w:val="Forte"/>
+          <w:rFonts w:ascii="Arial" w:hAnsi="Arial" w:cs="Arial"/>
+          <w:color w:val="0A0A0A"/>
+          <w:shd w:val="clear" w:color="auto" w:fill="FFFFFF"/>
+        </w:rPr>
+        <w:t>quadrado</w:t>
+      </w:r>
+      <w:r>
+        <w:rPr>
+          <w:rFonts w:ascii="Arial" w:hAnsi="Arial" w:cs="Arial"/>
+          <w:color w:val="0A0A0A"/>
+          <w:shd w:val="clear" w:color="auto" w:fill="FFFFFF"/>
+        </w:rPr>
+        <w:t> está na distribuição das quatro cores no círculo cromático, o que afeta o contraste e o equilíbrio da paleta.</w:t>
+      </w:r>
+      <w:r>
+        <w:rPr>
+          <w:rStyle w:val="vkekvd"/>
+          <w:rFonts w:ascii="Arial" w:hAnsi="Arial" w:cs="Arial"/>
+          <w:color w:val="0A0A0A"/>
+          <w:shd w:val="clear" w:color="auto" w:fill="FFFFFF"/>
+        </w:rPr>
+        <w:t> </w:t>
+      </w:r>
     </w:p>
     <w:p>
       <w:pPr>
@@ -1196,6 +1411,55 @@
         </w:rPr>
         <w:t>Definição correta (0,3)</w:t>
       </w:r>
+      <w:r>
+        <w:t xml:space="preserve"> </w:t>
+      </w:r>
+      <w:r>
+        <w:t>A </w:t>
+      </w:r>
+      <w:r>
+        <w:rPr>
+          <w:rStyle w:val="Forte"/>
+          <w:rFonts w:ascii="Arial" w:hAnsi="Arial" w:cs="Arial"/>
+          <w:color w:val="0A0A0A"/>
+          <w:shd w:val="clear" w:color="auto" w:fill="FFFFFF"/>
+        </w:rPr>
+        <w:t>monocromia</w:t>
+      </w:r>
+      <w:r>
+        <w:rPr>
+          <w:rFonts w:ascii="Arial" w:hAnsi="Arial" w:cs="Arial"/>
+          <w:color w:val="0A0A0A"/>
+          <w:shd w:val="clear" w:color="auto" w:fill="FFFFFF"/>
+        </w:rPr>
+        <w:t> é uma técnica artística, de design ou de moda que utiliza </w:t>
+      </w:r>
+      <w:r>
+        <w:rPr>
+          <w:rStyle w:val="Forte"/>
+          <w:rFonts w:ascii="Arial" w:hAnsi="Arial" w:cs="Arial"/>
+          <w:color w:val="0A0A0A"/>
+          <w:shd w:val="clear" w:color="auto" w:fill="FFFFFF"/>
+        </w:rPr>
+        <w:t>apenas uma única cor</w:t>
+      </w:r>
+      <w:r>
+        <w:rPr>
+          <w:rFonts w:ascii="Arial" w:hAnsi="Arial" w:cs="Arial"/>
+          <w:color w:val="0A0A0A"/>
+          <w:shd w:val="clear" w:color="auto" w:fill="FFFFFF"/>
+        </w:rPr>
+        <w:t xml:space="preserve"> (matiz) em toda a </w:t>
+      </w:r>
+      <w:r>
+        <w:rPr>
+          <w:rFonts w:ascii="Arial" w:hAnsi="Arial" w:cs="Arial"/>
+          <w:color w:val="0A0A0A"/>
+          <w:shd w:val="clear" w:color="auto" w:fill="FFFFFF"/>
+        </w:rPr>
+        <w:lastRenderedPageBreak/>
+        <w:t>composição, aplicando variações de tonalidade, intensidade e luminosidade dessa cor</w:t>
+      </w:r>
     </w:p>
     <w:p>
       <w:pPr>
@@ -1216,6 +1480,29 @@
         </w:rPr>
         <w:t>Explicação de como criar variações (0,2)</w:t>
       </w:r>
+      <w:r>
+        <w:t xml:space="preserve"> </w:t>
+      </w:r>
+      <w:r>
+        <w:t>A monocromia é uma técnica artística baseada no uso de </w:t>
+      </w:r>
+      <w:r>
+        <w:rPr>
+          <w:rStyle w:val="Forte"/>
+          <w:rFonts w:ascii="Arial" w:hAnsi="Arial" w:cs="Arial"/>
+          <w:color w:val="0A0A0A"/>
+          <w:shd w:val="clear" w:color="auto" w:fill="FFFFFF"/>
+        </w:rPr>
+        <w:t>uma única cor</w:t>
+      </w:r>
+      <w:r>
+        <w:rPr>
+          <w:rFonts w:ascii="Arial" w:hAnsi="Arial" w:cs="Arial"/>
+          <w:color w:val="0A0A0A"/>
+          <w:shd w:val="clear" w:color="auto" w:fill="FFFFFF"/>
+        </w:rPr>
+        <w:t> (matiz) em toda a composição, explorando variações de sua tonalidade, luminosidade e saturação. Em vez de utilizar várias cores, o artista utiliza apenas uma cor base e a altera para criar contraste, profundidade e harmonia, geralmente resultando em um visual minimalista e elegante.</w:t>
+      </w:r>
     </w:p>
     <w:p>
       <w:pPr>
@@ -1263,6 +1550,67 @@
           <w:szCs w:val="24"/>
         </w:rPr>
         <w:t xml:space="preserve"> Parte 2 – Aplicação Prática (4,0 pontos)</w:t>
+      </w:r>
+      <w:r>
+        <w:rPr>
+          <w:noProof/>
+          <w:lang w:eastAsia="pt-BR"/>
+        </w:rPr>
+        <w:t xml:space="preserve"> </w:t>
+      </w:r>
+      <w:r>
+        <w:rPr>
+          <w:noProof/>
+          <w:lang w:eastAsia="pt-BR"/>
+        </w:rPr>
+        <w:drawing>
+          <wp:inline distT="0" distB="0" distL="0" distR="0" wp14:anchorId="1A4FC824" wp14:editId="314BCF6C">
+            <wp:extent cx="2143125" cy="1209675"/>
+            <wp:effectExtent l="0" t="0" r="9525" b="9525"/>
+            <wp:docPr id="1" name="Imagem 1" descr="Arte – Artes Visuais – Estudo das cores – Conexão Escola SME"/>
+            <wp:cNvGraphicFramePr>
+              <a:graphicFrameLocks xmlns:a="http://schemas.openxmlformats.org/drawingml/2006/main" noChangeAspect="1"/>
+            </wp:cNvGraphicFramePr>
+            <a:graphic xmlns:a="http://schemas.openxmlformats.org/drawingml/2006/main">
+              <a:graphicData uri="http://schemas.openxmlformats.org/drawingml/2006/picture">
+                <pic:pic xmlns:pic="http://schemas.openxmlformats.org/drawingml/2006/picture">
+                  <pic:nvPicPr>
+                    <pic:cNvPr id="0" name="Picture 5" descr="Arte – Artes Visuais – Estudo das cores – Conexão Escola SME"/>
+                    <pic:cNvPicPr>
+                      <a:picLocks noChangeAspect="1" noChangeArrowheads="1"/>
+                    </pic:cNvPicPr>
+                  </pic:nvPicPr>
+                  <pic:blipFill>
+                    <a:blip r:embed="rId7">
+                      <a:extLst>
+                        <a:ext uri="{28A0092B-C50C-407E-A947-70E740481C1C}">
+                          <a14:useLocalDpi xmlns:a14="http://schemas.microsoft.com/office/drawing/2010/main" val="0"/>
+                        </a:ext>
+                      </a:extLst>
+                    </a:blip>
+                    <a:srcRect/>
+                    <a:stretch>
+                      <a:fillRect/>
+                    </a:stretch>
+                  </pic:blipFill>
+                  <pic:spPr bwMode="auto">
+                    <a:xfrm>
+                      <a:off x="0" y="0"/>
+                      <a:ext cx="2143125" cy="1209675"/>
+                    </a:xfrm>
+                    <a:prstGeom prst="rect">
+                      <a:avLst/>
+                    </a:prstGeom>
+                    <a:noFill/>
+                    <a:ln>
+                      <a:noFill/>
+                    </a:ln>
+                  </pic:spPr>
+                </pic:pic>
+              </a:graphicData>
+            </a:graphic>
+          </wp:inline>
+        </w:drawing>
       </w:r>
     </w:p>
     <w:p>
@@ -1284,6 +1632,13 @@
         </w:rPr>
         <w:t>Desenho correto do círculo cromático (1,0)</w:t>
       </w:r>
+      <w:r>
+        <w:rPr>
+          <w:sz w:val="24"/>
+          <w:szCs w:val="24"/>
+        </w:rPr>
+        <w:t xml:space="preserve"> </w:t>
+      </w:r>
     </w:p>
     <w:p>
       <w:pPr>
@@ -1304,6 +1659,38 @@
         </w:rPr>
         <w:t>Organização e disposição correta das cores (0,5)</w:t>
       </w:r>
+      <w:r>
+        <w:rPr>
+          <w:rStyle w:val="Ttulo1Char"/>
+          <w:shd w:val="clear" w:color="auto" w:fill="E5EDFF"/>
+        </w:rPr>
+        <w:t xml:space="preserve"> </w:t>
+      </w:r>
+      <w:r>
+        <w:rPr>
+          <w:rStyle w:val="n9q8lc"/>
+          <w:shd w:val="clear" w:color="auto" w:fill="E5EDFF"/>
+        </w:rPr>
+        <w:t>A organização e disposição correta de cores segue princípios de harmonia visual, geralmente baseados no espectro de luz (arco-íris) ou no círculo cromático, indo dos tons mais claros para os mais escuros</w:t>
+      </w:r>
+      <w:r>
+        <w:rPr>
+          <w:rStyle w:val="n9q8lc"/>
+          <w:rFonts w:ascii="Arial" w:hAnsi="Arial" w:cs="Arial"/>
+          <w:color w:val="0A0A0A"/>
+          <w:shd w:val="clear" w:color="auto" w:fill="E5EDFF"/>
+        </w:rPr>
+        <w:t>. Essa técnica é amplamente utilizada para organizar roupas, materiais de arte e ambientes, trazendo funcionalidade e conforto visual.</w:t>
+      </w:r>
+      <w:r>
+        <w:rPr>
+          <w:rStyle w:val="vkekvd"/>
+          <w:rFonts w:ascii="Arial" w:hAnsi="Arial" w:cs="Arial"/>
+          <w:color w:val="0A0A0A"/>
+          <w:shd w:val="clear" w:color="auto" w:fill="FFFFFF"/>
+        </w:rPr>
+        <w:t> </w:t>
+      </w:r>
     </w:p>
     <w:p>
       <w:pPr>
@@ -1324,6 +1711,39 @@
         </w:rPr>
         <w:t>Identificação das cores primárias, secundárias e terciárias (0,5)</w:t>
       </w:r>
+      <w:r>
+        <w:t xml:space="preserve"> </w:t>
+      </w:r>
+      <w:r>
+        <w:t>As cores primárias, secundárias e terciárias formam a base do círculo cromático. As </w:t>
+      </w:r>
+      <w:r>
+        <w:rPr>
+          <w:rStyle w:val="Forte"/>
+        </w:rPr>
+        <w:t>primárias</w:t>
+      </w:r>
+      <w:r>
+        <w:t> (azul, amarelo, vermelho) são puras e inalteráveis. As </w:t>
+      </w:r>
+      <w:r>
+        <w:rPr>
+          <w:rStyle w:val="Forte"/>
+        </w:rPr>
+        <w:t>secundárias</w:t>
+      </w:r>
+      <w:r>
+        <w:t> (verde, laranja, roxo) nascem da mistura de duas primárias. As </w:t>
+      </w:r>
+      <w:r>
+        <w:rPr>
+          <w:rStyle w:val="Forte"/>
+        </w:rPr>
+        <w:t>terciárias</w:t>
+      </w:r>
+      <w:r>
+        <w:t> (ex: verde-esmeralda, vermelho-alaranjado) resultam da união de uma primária com uma secundária</w:t>
+      </w:r>
     </w:p>
     <w:p>
       <w:pPr>
@@ -1362,8 +1782,17 @@
           <w:sz w:val="24"/>
           <w:szCs w:val="24"/>
         </w:rPr>
-        <w:t>Uma combinação complementar corretamente representada (1,0)</w:t>
-      </w:r>
+        <w:t>Uma combinação complementar</w:t>
+      </w:r>
+      <w:r>
+        <w:rPr>
+          <w:sz w:val="24"/>
+          <w:szCs w:val="24"/>
+        </w:rPr>
+        <w:t xml:space="preserve"> corretamente representada (1,0)</w:t>
+      </w:r>
+      <w:bookmarkStart w:id="0" w:name="_GoBack"/>
+      <w:bookmarkEnd w:id="0"/>
     </w:p>
     <w:p>
       <w:pPr>
@@ -1382,7 +1811,14 @@
           <w:sz w:val="24"/>
           <w:szCs w:val="24"/>
         </w:rPr>
-        <w:t>Uma combinação triádica corretamente representada (1,0)</w:t>
+        <w:t>Uma combinação triádica</w:t>
+      </w:r>
+      <w:r>
+        <w:rPr>
+          <w:sz w:val="24"/>
+          <w:szCs w:val="24"/>
+        </w:rPr>
+        <w:t xml:space="preserve"> corretamente representada (1,0)</w:t>
       </w:r>
     </w:p>
     <w:p>
@@ -1402,6 +1838,7 @@
           <w:sz w:val="24"/>
           <w:szCs w:val="24"/>
         </w:rPr>
+        <w:lastRenderedPageBreak/>
         <w:t>Uma combinação monocromática corretamente representada (1,0)</w:t>
       </w:r>
     </w:p>
@@ -1506,7 +1943,6 @@
           <w:sz w:val="24"/>
           <w:szCs w:val="24"/>
         </w:rPr>
-        <w:lastRenderedPageBreak/>
         <w:t>Justificativa coerente com base no círculo cromático (1,0)</w:t>
       </w:r>
     </w:p>
@@ -1651,6 +2087,56 @@
     </w:sectPr>
   </w:body>
 </w:document>
+</file>
+
+<file path=word/endnotes.xml><?xml version="1.0" encoding="utf-8"?>
+<w:endnotes xmlns:wpc="http://schemas.microsoft.com/office/word/2010/wordprocessingCanvas" xmlns:cx="http://schemas.microsoft.com/office/drawing/2014/chartex" xmlns:mc="http://schemas.openxmlformats.org/markup-compatibility/2006" xmlns:o="urn:schemas-microsoft-com:office:office" xmlns:r="http://schemas.openxmlformats.org/officeDocument/2006/relationships" xmlns:m="http://schemas.openxmlformats.org/officeDocument/2006/math" xmlns:v="urn:schemas-microsoft-com:vml" xmlns:wp14="http://schemas.microsoft.com/office/word/2010/wordprocessingDrawing" xmlns:wp="http://schemas.openxmlformats.org/drawingml/2006/wordprocessingDrawing" xmlns:w10="urn:schemas-microsoft-com:office:word" xmlns:w="http://schemas.openxmlformats.org/wordprocessingml/2006/main" xmlns:w14="http://schemas.microsoft.com/office/word/2010/wordml" xmlns:w15="http://schemas.microsoft.com/office/word/2012/wordml" xmlns:w16se="http://schemas.microsoft.com/office/word/2015/wordml/symex" xmlns:wpg="http://schemas.microsoft.com/office/word/2010/wordprocessingGroup" xmlns:wpi="http://schemas.microsoft.com/office/word/2010/wordprocessingInk" xmlns:wne="http://schemas.microsoft.com/office/word/2006/wordml" xmlns:wps="http://schemas.microsoft.com/office/word/2010/wordprocessingShape" mc:Ignorable="w14 w15 w16se wp14">
+  <w:endnote w:type="separator" w:id="-1">
+    <w:p>
+      <w:pPr>
+        <w:spacing w:after="0" w:line="240" w:lineRule="auto"/>
+      </w:pPr>
+      <w:r>
+        <w:separator/>
+      </w:r>
+    </w:p>
+  </w:endnote>
+  <w:endnote w:type="continuationSeparator" w:id="0">
+    <w:p>
+      <w:pPr>
+        <w:spacing w:after="0" w:line="240" w:lineRule="auto"/>
+      </w:pPr>
+      <w:r>
+        <w:continuationSeparator/>
+      </w:r>
+    </w:p>
+  </w:endnote>
+</w:endnotes>
+</file>
+
+<file path=word/footnotes.xml><?xml version="1.0" encoding="utf-8"?>
+<w:footnotes xmlns:wpc="http://schemas.microsoft.com/office/word/2010/wordprocessingCanvas" xmlns:cx="http://schemas.microsoft.com/office/drawing/2014/chartex" xmlns:mc="http://schemas.openxmlformats.org/markup-compatibility/2006" xmlns:o="urn:schemas-microsoft-com:office:office" xmlns:r="http://schemas.openxmlformats.org/officeDocument/2006/relationships" xmlns:m="http://schemas.openxmlformats.org/officeDocument/2006/math" xmlns:v="urn:schemas-microsoft-com:vml" xmlns:wp14="http://schemas.microsoft.com/office/word/2010/wordprocessingDrawing" xmlns:wp="http://schemas.openxmlformats.org/drawingml/2006/wordprocessingDrawing" xmlns:w10="urn:schemas-microsoft-com:office:word" xmlns:w="http://schemas.openxmlformats.org/wordprocessingml/2006/main" xmlns:w14="http://schemas.microsoft.com/office/word/2010/wordml" xmlns:w15="http://schemas.microsoft.com/office/word/2012/wordml" xmlns:w16se="http://schemas.microsoft.com/office/word/2015/wordml/symex" xmlns:wpg="http://schemas.microsoft.com/office/word/2010/wordprocessingGroup" xmlns:wpi="http://schemas.microsoft.com/office/word/2010/wordprocessingInk" xmlns:wne="http://schemas.microsoft.com/office/word/2006/wordml" xmlns:wps="http://schemas.microsoft.com/office/word/2010/wordprocessingShape" mc:Ignorable="w14 w15 w16se wp14">
+  <w:footnote w:type="separator" w:id="-1">
+    <w:p>
+      <w:pPr>
+        <w:spacing w:after="0" w:line="240" w:lineRule="auto"/>
+      </w:pPr>
+      <w:r>
+        <w:separator/>
+      </w:r>
+    </w:p>
+  </w:footnote>
+  <w:footnote w:type="continuationSeparator" w:id="0">
+    <w:p>
+      <w:pPr>
+        <w:spacing w:after="0" w:line="240" w:lineRule="auto"/>
+      </w:pPr>
+      <w:r>
+        <w:continuationSeparator/>
+      </w:r>
+    </w:p>
+  </w:footnote>
+</w:footnotes>
 </file>
 
 <file path=word/numbering.xml><?xml version="1.0" encoding="utf-8"?>
@@ -3292,6 +3778,62 @@
     <w:basedOn w:val="Fontepargpadro"/>
     <w:rsid w:val="00B2711B"/>
   </w:style>
+  <w:style w:type="character" w:styleId="Hyperlink">
+    <w:name w:val="Hyperlink"/>
+    <w:basedOn w:val="Fontepargpadro"/>
+    <w:uiPriority w:val="99"/>
+    <w:semiHidden/>
+    <w:unhideWhenUsed/>
+    <w:rsid w:val="00461540"/>
+    <w:rPr>
+      <w:color w:val="0000FF"/>
+      <w:u w:val="single"/>
+    </w:rPr>
+  </w:style>
+  <w:style w:type="paragraph" w:styleId="Cabealho">
+    <w:name w:val="header"/>
+    <w:basedOn w:val="Normal"/>
+    <w:link w:val="CabealhoChar"/>
+    <w:uiPriority w:val="99"/>
+    <w:unhideWhenUsed/>
+    <w:rsid w:val="00461540"/>
+    <w:pPr>
+      <w:tabs>
+        <w:tab w:val="center" w:pos="4252"/>
+        <w:tab w:val="right" w:pos="8504"/>
+      </w:tabs>
+      <w:spacing w:after="0" w:line="240" w:lineRule="auto"/>
+    </w:pPr>
+  </w:style>
+  <w:style w:type="character" w:customStyle="1" w:styleId="CabealhoChar">
+    <w:name w:val="Cabeçalho Char"/>
+    <w:basedOn w:val="Fontepargpadro"/>
+    <w:link w:val="Cabealho"/>
+    <w:uiPriority w:val="99"/>
+    <w:rsid w:val="00461540"/>
+  </w:style>
+  <w:style w:type="paragraph" w:styleId="Rodap">
+    <w:name w:val="footer"/>
+    <w:basedOn w:val="Normal"/>
+    <w:link w:val="RodapChar"/>
+    <w:uiPriority w:val="99"/>
+    <w:unhideWhenUsed/>
+    <w:rsid w:val="00461540"/>
+    <w:pPr>
+      <w:tabs>
+        <w:tab w:val="center" w:pos="4252"/>
+        <w:tab w:val="right" w:pos="8504"/>
+      </w:tabs>
+      <w:spacing w:after="0" w:line="240" w:lineRule="auto"/>
+    </w:pPr>
+  </w:style>
+  <w:style w:type="character" w:customStyle="1" w:styleId="RodapChar">
+    <w:name w:val="Rodapé Char"/>
+    <w:basedOn w:val="Fontepargpadro"/>
+    <w:link w:val="Rodap"/>
+    <w:uiPriority w:val="99"/>
+    <w:rsid w:val="00461540"/>
+  </w:style>
 </w:styles>
 </file>
 

--- a/PW I/Atividade 01 - Harmonias Cromáticas Alunos.docx
+++ b/PW I/Atividade 01 - Harmonias Cromáticas Alunos.docx
@@ -45,21 +45,7 @@
           <w:sz w:val="24"/>
           <w:szCs w:val="24"/>
         </w:rPr>
-        <w:t xml:space="preserve"> ___</w:t>
-      </w:r>
-      <w:r>
-        <w:rPr>
-          <w:sz w:val="24"/>
-          <w:szCs w:val="24"/>
-        </w:rPr>
-        <w:t>PW</w:t>
-      </w:r>
-      <w:r>
-        <w:rPr>
-          <w:sz w:val="24"/>
-          <w:szCs w:val="24"/>
-        </w:rPr>
-        <w:t>_________</w:t>
+        <w:t xml:space="preserve"> P.W.1</w:t>
       </w:r>
       <w:r>
         <w:rPr>
@@ -82,22 +68,10 @@
           <w:sz w:val="24"/>
           <w:szCs w:val="24"/>
         </w:rPr>
-        <w:t xml:space="preserve"> _______</w:t>
-      </w:r>
-      <w:r>
-        <w:rPr>
-          <w:sz w:val="24"/>
-          <w:szCs w:val="24"/>
-        </w:rPr>
-        <w:t>MATHEUS DE MOURA HENRIWUE</w:t>
-      </w:r>
-      <w:r>
-        <w:rPr>
-          <w:sz w:val="24"/>
-          <w:szCs w:val="24"/>
-        </w:rPr>
-        <w:t>_____________________</w:t>
-      </w:r>
+        <w:t xml:space="preserve"> matheus de moura henrique</w:t>
+      </w:r>
+      <w:bookmarkStart w:id="0" w:name="_GoBack"/>
+      <w:bookmarkEnd w:id="0"/>
       <w:r>
         <w:rPr>
           <w:sz w:val="24"/>
@@ -135,21 +109,7 @@
           <w:sz w:val="24"/>
           <w:szCs w:val="24"/>
         </w:rPr>
-        <w:t>/_____</w:t>
-      </w:r>
-      <w:r>
-        <w:rPr>
-          <w:sz w:val="24"/>
-          <w:szCs w:val="24"/>
-        </w:rPr>
-        <w:t>12/03/2026</w:t>
-      </w:r>
-      <w:r>
-        <w:rPr>
-          <w:sz w:val="24"/>
-          <w:szCs w:val="24"/>
-        </w:rPr>
-        <w:t>_</w:t>
+        <w:t>/12/03/2026</w:t>
       </w:r>
       <w:r>
         <w:rPr>
@@ -261,17 +221,21 @@
         </w:numPr>
         <w:spacing w:line="360" w:lineRule="auto"/>
         <w:rPr>
-          <w:sz w:val="24"/>
-          <w:szCs w:val="24"/>
-        </w:rPr>
-      </w:pPr>
-      <w:r>
-        <w:rPr>
-          <w:rFonts w:ascii="Arial" w:hAnsi="Arial" w:cs="Arial"/>
-          <w:color w:val="0A0A0A"/>
+          <w:sz w:val="18"/>
+          <w:szCs w:val="20"/>
+        </w:rPr>
+      </w:pPr>
+      <w:r>
+        <w:rPr>
+          <w:rStyle w:val="gstkn"/>
+          <w:rFonts w:ascii="Helvetica" w:hAnsi="Helvetica" w:cs="Helvetica"/>
+          <w:bCs/>
+          <w:color w:val="000000"/>
+          <w:sz w:val="18"/>
+          <w:szCs w:val="20"/>
           <w:shd w:val="clear" w:color="auto" w:fill="FFFFFF"/>
         </w:rPr>
-        <w:t>Definição correta (0,3) Cores complementares são pares de cores posicionadas diretamente em lados opostos no círculo cromático, cuja combinação gera o contraste máximo e a maior vibração possivel</w:t>
+        <w:t>Cores complementares são aquelas que estão posicionadas em lados opostos do círculo cromático e criam um forte contraste entre si</w:t>
       </w:r>
     </w:p>
     <w:p>
@@ -291,22 +255,7 @@
           <w:sz w:val="24"/>
           <w:szCs w:val="24"/>
         </w:rPr>
-        <w:t>Explicação da posição no círculo cromático (0,2)</w:t>
-      </w:r>
-      <w:r>
-        <w:rPr>
-          <w:sz w:val="24"/>
-          <w:szCs w:val="24"/>
-        </w:rPr>
-        <w:t xml:space="preserve"> </w:t>
-      </w:r>
-      <w:r>
-        <w:rPr>
-          <w:rFonts w:ascii="Arial" w:hAnsi="Arial" w:cs="Arial"/>
-          <w:color w:val="001D35"/>
-          <w:shd w:val="clear" w:color="auto" w:fill="D3E3FD"/>
-        </w:rPr>
-        <w:t>A posição de cada cor é estratégica para entender misturas e harmonias</w:t>
+        <w:t>São cores que se encontram opostas como amarelo e Roxo</w:t>
       </w:r>
     </w:p>
     <w:p>
@@ -323,17 +272,39 @@
       </w:pPr>
       <w:r>
         <w:rPr>
-          <w:sz w:val="24"/>
-          <w:szCs w:val="24"/>
-        </w:rPr>
-        <w:t xml:space="preserve">Cores Analocas </w:t>
-      </w:r>
-      <w:r>
-        <w:rPr>
-          <w:sz w:val="24"/>
-          <w:szCs w:val="24"/>
-        </w:rPr>
-        <w:t>(0,5)</w:t>
+          <w:b/>
+          <w:bCs/>
+          <w:sz w:val="24"/>
+          <w:szCs w:val="24"/>
+        </w:rPr>
+        <w:t>Cores Análogas</w:t>
+      </w:r>
+      <w:r>
+        <w:rPr>
+          <w:sz w:val="24"/>
+          <w:szCs w:val="24"/>
+        </w:rPr>
+        <w:t xml:space="preserve"> (0,5)</w:t>
+      </w:r>
+      <w:r>
+        <w:rPr>
+          <w:b/>
+          <w:bCs/>
+          <w:sz w:val="24"/>
+          <w:szCs w:val="24"/>
+        </w:rPr>
+        <w:t xml:space="preserve">                .</w:t>
+      </w:r>
+      <w:r>
+        <w:rPr>
+          <w:rStyle w:val="gstkn"/>
+          <w:rFonts w:ascii="Helvetica" w:hAnsi="Helvetica" w:cs="Helvetica"/>
+          <w:bCs/>
+          <w:sz w:val="18"/>
+          <w:szCs w:val="27"/>
+          <w:shd w:val="clear" w:color="auto" w:fill="FFFFFF"/>
+        </w:rPr>
+        <w:t>Cores análogas são aquelas que estão lado a lado no círculo cromático, compartilhando uma tonalidade base e criando harmonia visual</w:t>
       </w:r>
     </w:p>
     <w:p>
@@ -353,30 +324,36 @@
           <w:sz w:val="24"/>
           <w:szCs w:val="24"/>
         </w:rPr>
-        <w:t>Definição correta (0,3)</w:t>
-      </w:r>
-      <w:r>
-        <w:t xml:space="preserve"> </w:t>
-      </w:r>
-      <w:r>
-        <w:t xml:space="preserve"> são cores que estão </w:t>
-      </w:r>
-      <w:r>
-        <w:rPr>
-          <w:rStyle w:val="Forte"/>
-          <w:rFonts w:ascii="Arial" w:hAnsi="Arial" w:cs="Arial"/>
-          <w:color w:val="0A0A0A"/>
-          <w:shd w:val="clear" w:color="auto" w:fill="FFFFFF"/>
-        </w:rPr>
-        <w:t>lado a lado no círculo cromático</w:t>
-      </w:r>
-      <w:r>
-        <w:rPr>
-          <w:rFonts w:ascii="Arial" w:hAnsi="Arial" w:cs="Arial"/>
-          <w:color w:val="0A0A0A"/>
-          <w:shd w:val="clear" w:color="auto" w:fill="FFFFFF"/>
-        </w:rPr>
-        <w:t>. Elas são vizinhas próximas e compartilham uma cor base comum, o que resulta em uma harmonia suave, natural e com baixo contraste</w:t>
+        <w:t>São cores que ficão uma do lado da outra</w:t>
+      </w:r>
+    </w:p>
+    <w:p>
+      <w:pPr>
+        <w:numPr>
+          <w:ilvl w:val="0"/>
+          <w:numId w:val="1"/>
+        </w:numPr>
+        <w:spacing w:line="360" w:lineRule="auto"/>
+        <w:rPr>
+          <w:sz w:val="24"/>
+          <w:szCs w:val="24"/>
+        </w:rPr>
+      </w:pPr>
+      <w:r>
+        <w:rPr>
+          <w:b/>
+          <w:bCs/>
+          <w:sz w:val="24"/>
+          <w:szCs w:val="24"/>
+        </w:rPr>
+        <w:t>Cores Análogas + uma Complementar</w:t>
+      </w:r>
+      <w:r>
+        <w:rPr>
+          <w:sz w:val="24"/>
+          <w:szCs w:val="24"/>
+        </w:rPr>
+        <w:t xml:space="preserve"> (0,5)</w:t>
       </w:r>
     </w:p>
     <w:p>
@@ -396,30 +373,27 @@
           <w:sz w:val="24"/>
           <w:szCs w:val="24"/>
         </w:rPr>
-        <w:t>Explicação da posição no círculo cromático (0,2)</w:t>
-      </w:r>
-      <w:r>
-        <w:t xml:space="preserve"> </w:t>
-      </w:r>
-      <w:r>
-        <w:t>A posição de cada cor é determinada pela mistura de pigmentos e pela relação de contraste ou harmonia entre elas</w:t>
-      </w:r>
-      <w:r>
-        <w:rPr>
-          <w:rFonts w:ascii="Arial" w:hAnsi="Arial" w:cs="Arial"/>
-          <w:color w:val="0A0A0A"/>
-          <w:shd w:val="clear" w:color="auto" w:fill="FFFFFF"/>
-        </w:rPr>
-        <w:t>.</w:t>
-      </w:r>
-      <w:r>
-        <w:rPr>
-          <w:rStyle w:val="vkekvd"/>
-          <w:rFonts w:ascii="Arial" w:hAnsi="Arial" w:cs="Arial"/>
-          <w:color w:val="0A0A0A"/>
-          <w:shd w:val="clear" w:color="auto" w:fill="FFFFFF"/>
-        </w:rPr>
-        <w:t> </w:t>
+        <w:t>Cria armonia visual</w:t>
+      </w:r>
+    </w:p>
+    <w:p>
+      <w:pPr>
+        <w:numPr>
+          <w:ilvl w:val="1"/>
+          <w:numId w:val="1"/>
+        </w:numPr>
+        <w:spacing w:line="360" w:lineRule="auto"/>
+        <w:rPr>
+          <w:sz w:val="24"/>
+          <w:szCs w:val="24"/>
+        </w:rPr>
+      </w:pPr>
+      <w:r>
+        <w:rPr>
+          <w:sz w:val="24"/>
+          <w:szCs w:val="24"/>
+        </w:rPr>
+        <w:t>Azul+azul-esverdiado+verde</w:t>
       </w:r>
     </w:p>
     <w:p>
@@ -441,7 +415,7 @@
           <w:sz w:val="24"/>
           <w:szCs w:val="24"/>
         </w:rPr>
-        <w:t>Cores Análogas + uma Complementar</w:t>
+        <w:t>Cores Análogas Relacionadas</w:t>
       </w:r>
       <w:r>
         <w:rPr>
@@ -449,93 +423,6 @@
           <w:szCs w:val="24"/>
         </w:rPr>
         <w:t xml:space="preserve"> (0,5)</w:t>
-      </w:r>
-    </w:p>
-    <w:p>
-      <w:pPr>
-        <w:numPr>
-          <w:ilvl w:val="0"/>
-          <w:numId w:val="5"/>
-        </w:numPr>
-        <w:shd w:val="clear" w:color="auto" w:fill="FFFFFF"/>
-        <w:spacing w:after="180" w:line="360" w:lineRule="atLeast"/>
-        <w:ind w:left="0"/>
-        <w:rPr>
-          <w:rFonts w:ascii="Arial" w:eastAsia="Times New Roman" w:hAnsi="Arial" w:cs="Arial"/>
-          <w:color w:val="0A0A0A"/>
-          <w:kern w:val="0"/>
-          <w:sz w:val="24"/>
-          <w:szCs w:val="24"/>
-          <w:lang w:eastAsia="pt-BR"/>
-          <w14:ligatures w14:val="none"/>
-        </w:rPr>
-      </w:pPr>
-      <w:r>
-        <w:rPr>
-          <w:sz w:val="24"/>
-          <w:szCs w:val="24"/>
-        </w:rPr>
-        <w:t>Explicação correta da formação (0,3)</w:t>
-      </w:r>
-      <w:r>
-        <w:rPr>
-          <w:rStyle w:val="Forte"/>
-          <w:rFonts w:ascii="Arial" w:hAnsi="Arial" w:cs="Arial"/>
-          <w:color w:val="0A0A0A"/>
-        </w:rPr>
-        <w:t xml:space="preserve"> analogas</w:t>
-      </w:r>
-      <w:r>
-        <w:rPr>
-          <w:rFonts w:ascii="Arial" w:eastAsia="Times New Roman" w:hAnsi="Arial" w:cs="Arial"/>
-          <w:color w:val="0A0A0A"/>
-          <w:kern w:val="0"/>
-          <w:sz w:val="24"/>
-          <w:szCs w:val="24"/>
-          <w:lang w:eastAsia="pt-BR"/>
-          <w14:ligatures w14:val="none"/>
-        </w:rPr>
-        <w:t> São 2 a 4 cores que estão lado a lado no círculo cromático (ex: Amarelo, Amarelo-Alaranjado, Laranja). Elas compartilham uma cor base comum e criam uma harmonia suave, fluida e de baixo contraste.</w:t>
-      </w:r>
-    </w:p>
-    <w:p>
-      <w:pPr>
-        <w:numPr>
-          <w:ilvl w:val="0"/>
-          <w:numId w:val="5"/>
-        </w:numPr>
-        <w:shd w:val="clear" w:color="auto" w:fill="FFFFFF"/>
-        <w:spacing w:after="180" w:line="360" w:lineRule="atLeast"/>
-        <w:ind w:left="0"/>
-        <w:rPr>
-          <w:rFonts w:ascii="Arial" w:eastAsia="Times New Roman" w:hAnsi="Arial" w:cs="Arial"/>
-          <w:color w:val="0A0A0A"/>
-          <w:kern w:val="0"/>
-          <w:sz w:val="24"/>
-          <w:szCs w:val="24"/>
-          <w:lang w:eastAsia="pt-BR"/>
-          <w14:ligatures w14:val="none"/>
-        </w:rPr>
-      </w:pPr>
-      <w:r>
-        <w:rPr>
-          <w:sz w:val="24"/>
-          <w:szCs w:val="24"/>
-        </w:rPr>
-        <w:lastRenderedPageBreak/>
-        <w:t>complemental</w:t>
-      </w:r>
-      <w:r>
-        <w:rPr>
-          <w:rFonts w:ascii="Arial" w:eastAsia="Times New Roman" w:hAnsi="Arial" w:cs="Arial"/>
-          <w:color w:val="0A0A0A"/>
-          <w:kern w:val="0"/>
-          <w:sz w:val="24"/>
-          <w:szCs w:val="24"/>
-          <w:lang w:eastAsia="pt-BR"/>
-          <w14:ligatures w14:val="none"/>
-        </w:rPr>
-        <w:t> É a cor diretamente oposta a uma das cores análogas escolhidas (geralmente a cor central ou a mais forte) no círculo cromático. Ela serve para dar energia, contraste e foco</w:t>
       </w:r>
     </w:p>
     <w:p>
@@ -555,68 +442,84 @@
           <w:sz w:val="24"/>
           <w:szCs w:val="24"/>
         </w:rPr>
-        <w:t>Efeito visual descrito (0,2)</w:t>
-      </w:r>
-      <w:r>
-        <w:rPr>
-          <w:sz w:val="24"/>
-          <w:szCs w:val="24"/>
+        <w:t>São cores visinhas que juntas crian uma armonia</w:t>
+      </w:r>
+    </w:p>
+    <w:p>
+      <w:pPr>
+        <w:numPr>
+          <w:ilvl w:val="1"/>
+          <w:numId w:val="1"/>
+        </w:numPr>
+        <w:spacing w:line="360" w:lineRule="auto"/>
+        <w:rPr>
+          <w:sz w:val="24"/>
+          <w:szCs w:val="24"/>
+        </w:rPr>
+      </w:pPr>
+      <w:r>
+        <w:t xml:space="preserve">A diferença entre </w:t>
+      </w:r>
+      <w:r>
+        <w:rPr>
+          <w:rStyle w:val="Forte"/>
+          <w:b w:val="0"/>
+        </w:rPr>
+        <w:t>cores análogas simples</w:t>
+      </w:r>
+      <w:r>
+        <w:rPr>
+          <w:b/>
+        </w:rPr>
+        <w:t xml:space="preserve"> e </w:t>
+      </w:r>
+      <w:r>
+        <w:rPr>
+          <w:rStyle w:val="Forte"/>
+          <w:b w:val="0"/>
+        </w:rPr>
+        <w:t>cores análogas relacionadas</w:t>
+      </w:r>
+      <w:r>
+        <w:rPr>
+          <w:b/>
+        </w:rPr>
+        <w:t xml:space="preserve"> está </w:t>
+      </w:r>
+      <w:r>
+        <w:t>em</w:t>
+      </w:r>
+      <w:r>
+        <w:rPr>
+          <w:b/>
         </w:rPr>
         <w:t xml:space="preserve"> </w:t>
       </w:r>
       <w:r>
-        <w:t>A combinação de </w:t>
-      </w:r>
-      <w:r>
         <w:rPr>
           <w:rStyle w:val="Forte"/>
-          <w:rFonts w:ascii="Arial" w:hAnsi="Arial" w:cs="Arial"/>
-          <w:color w:val="0A0A0A"/>
-          <w:shd w:val="clear" w:color="auto" w:fill="FFFFFF"/>
-        </w:rPr>
-        <w:t>cores análogas (vizinhas no círculo cromático) com uma complementar (oposta à cor dominante)</w:t>
-      </w:r>
-      <w:r>
-        <w:rPr>
-          <w:rFonts w:ascii="Arial" w:hAnsi="Arial" w:cs="Arial"/>
-          <w:color w:val="0A0A0A"/>
-          <w:shd w:val="clear" w:color="auto" w:fill="FFFFFF"/>
-        </w:rPr>
-        <w:t> cria um efeito visual que equilibra </w:t>
+          <w:b w:val="0"/>
+        </w:rPr>
+        <w:t>como elas são escolhidas no círculo cromático</w:t>
+      </w:r>
+      <w:r>
+        <w:rPr>
+          <w:b/>
+        </w:rPr>
+        <w:t xml:space="preserve"> e na </w:t>
       </w:r>
       <w:r>
         <w:rPr>
           <w:rStyle w:val="Forte"/>
-          <w:rFonts w:ascii="Arial" w:hAnsi="Arial" w:cs="Arial"/>
-          <w:color w:val="0A0A0A"/>
-          <w:shd w:val="clear" w:color="auto" w:fill="FFFFFF"/>
-        </w:rPr>
-        <w:t>harmonia suave</w:t>
-      </w:r>
-      <w:r>
-        <w:rPr>
-          <w:rFonts w:ascii="Arial" w:hAnsi="Arial" w:cs="Arial"/>
-          <w:color w:val="0A0A0A"/>
-          <w:shd w:val="clear" w:color="auto" w:fill="FFFFFF"/>
-        </w:rPr>
-        <w:t> com </w:t>
-      </w:r>
-      <w:r>
-        <w:rPr>
-          <w:rStyle w:val="Forte"/>
-          <w:rFonts w:ascii="Arial" w:hAnsi="Arial" w:cs="Arial"/>
-          <w:color w:val="0A0A0A"/>
-          <w:shd w:val="clear" w:color="auto" w:fill="FFFFFF"/>
-        </w:rPr>
-        <w:t>alto contraste pontual</w:t>
-      </w:r>
-      <w:r>
-        <w:rPr>
-          <w:rFonts w:ascii="Arial" w:hAnsi="Arial" w:cs="Arial"/>
-          <w:color w:val="0A0A0A"/>
-          <w:shd w:val="clear" w:color="auto" w:fill="FFFFFF"/>
-        </w:rPr>
-        <w:t>. Essa técnica é conhecida por ser vibrante, porém menos agressiva do que usar apenas duas cores complementares, permitindo que a paleta pareça coesa e sofisticada.</w:t>
+          <w:b w:val="0"/>
+        </w:rPr>
+        <w:t>quantidade de cores usadas</w:t>
+      </w:r>
+      <w:r>
+        <w:rPr>
+          <w:b/>
+        </w:rPr>
+        <w:t>.</w:t>
       </w:r>
     </w:p>
     <w:p>
@@ -638,7 +541,7 @@
           <w:sz w:val="24"/>
           <w:szCs w:val="24"/>
         </w:rPr>
-        <w:t>Cores Análogas Relacionadas</w:t>
+        <w:t>Cores Intercaladas</w:t>
       </w:r>
       <w:r>
         <w:rPr>
@@ -656,30 +559,72 @@
         </w:numPr>
         <w:spacing w:line="360" w:lineRule="auto"/>
         <w:rPr>
-          <w:sz w:val="24"/>
-          <w:szCs w:val="24"/>
-        </w:rPr>
-      </w:pPr>
-      <w:r>
-        <w:rPr>
-          <w:sz w:val="24"/>
-          <w:szCs w:val="24"/>
-        </w:rPr>
-        <w:t>Conceito correto (0,3)</w:t>
-      </w:r>
-      <w:r>
+          <w:b/>
+          <w:sz w:val="24"/>
+          <w:szCs w:val="24"/>
+        </w:rPr>
+      </w:pPr>
+      <w:r>
+        <w:rPr>
+          <w:rStyle w:val="Forte"/>
+          <w:b w:val="0"/>
+        </w:rPr>
+        <w:t>Cores intercaladas</w:t>
+      </w:r>
+      <w:r>
+        <w:t xml:space="preserve"> são cores escolhidas no </w:t>
+      </w:r>
+      <w:r>
+        <w:rPr>
+          <w:rStyle w:val="Forte"/>
+          <w:b w:val="0"/>
+        </w:rPr>
+        <w:t>círculo cromático</w:t>
+      </w:r>
+      <w:r>
+        <w:rPr>
+          <w:b/>
+        </w:rPr>
         <w:t xml:space="preserve"> </w:t>
       </w:r>
       <w:r>
-        <w:t>Cores análogas são vizinhas no círculo cromático, próximas umas das outras e que possuem uma mesma cor de base ou um pouco da cor da outra</w:t>
-      </w:r>
-      <w:r>
-        <w:rPr>
-          <w:rFonts w:ascii="Arial" w:hAnsi="Arial" w:cs="Arial"/>
-          <w:color w:val="0A0A0A"/>
-          <w:shd w:val="clear" w:color="auto" w:fill="FFFFFF"/>
-        </w:rPr>
-        <w:t>. Elas funcionam baseadas na semelhança, criando composições suaves, harmônicas e coesas. Geralmente, uma paleta de cores análogas é composta por uma cor principal e suas duas vizinhas laterais do circulo</w:t>
+        <w:t xml:space="preserve">com </w:t>
+      </w:r>
+      <w:r>
+        <w:rPr>
+          <w:rStyle w:val="Forte"/>
+          <w:b w:val="0"/>
+        </w:rPr>
+        <w:t>uma cor de</w:t>
+      </w:r>
+      <w:r>
+        <w:rPr>
+          <w:rStyle w:val="Forte"/>
+        </w:rPr>
+        <w:t xml:space="preserve"> </w:t>
+      </w:r>
+      <w:r>
+        <w:rPr>
+          <w:rStyle w:val="Forte"/>
+          <w:b w:val="0"/>
+        </w:rPr>
+        <w:t>intervalo entre elas</w:t>
+      </w:r>
+      <w:r>
+        <w:t xml:space="preserve">. Ou seja, você </w:t>
+      </w:r>
+      <w:r>
+        <w:rPr>
+          <w:rStyle w:val="Forte"/>
+          <w:b w:val="0"/>
+        </w:rPr>
+        <w:t>pula uma cor e escolhe a próxima</w:t>
+      </w:r>
+      <w:r>
+        <w:rPr>
+          <w:b/>
+        </w:rPr>
+        <w:t>.</w:t>
       </w:r>
     </w:p>
     <w:p>
@@ -695,51 +640,26 @@
         </w:rPr>
       </w:pPr>
       <w:r>
-        <w:rPr>
-          <w:sz w:val="24"/>
-          <w:szCs w:val="24"/>
-        </w:rPr>
-        <w:t>Diferença em relação às análogas simples (0,2)</w:t>
-      </w:r>
-      <w:r>
-        <w:t xml:space="preserve"> </w:t>
-      </w:r>
-      <w:r>
-        <w:t>A principal diferença entre cores </w:t>
+        <w:lastRenderedPageBreak/>
+        <w:t xml:space="preserve">O </w:t>
       </w:r>
       <w:r>
         <w:rPr>
           <w:rStyle w:val="Forte"/>
-          <w:rFonts w:ascii="Arial" w:hAnsi="Arial" w:cs="Arial"/>
-          <w:color w:val="0A0A0A"/>
-          <w:shd w:val="clear" w:color="auto" w:fill="FFFFFF"/>
-        </w:rPr>
-        <w:t>análogas</w:t>
-      </w:r>
-      <w:r>
-        <w:rPr>
-          <w:rFonts w:ascii="Arial" w:hAnsi="Arial" w:cs="Arial"/>
-          <w:color w:val="0A0A0A"/>
-          <w:shd w:val="clear" w:color="auto" w:fill="FFFFFF"/>
-        </w:rPr>
-        <w:t> (ou "simples" vizinhas) e outras combinações, como as </w:t>
+        </w:rPr>
+        <w:t>efeito visual das cores intercaladas</w:t>
+      </w:r>
+      <w:r>
+        <w:t xml:space="preserve"> é criar </w:t>
       </w:r>
       <w:r>
         <w:rPr>
           <w:rStyle w:val="Forte"/>
-          <w:rFonts w:ascii="Arial" w:hAnsi="Arial" w:cs="Arial"/>
-          <w:color w:val="0A0A0A"/>
-          <w:shd w:val="clear" w:color="auto" w:fill="FFFFFF"/>
-        </w:rPr>
-        <w:t>complementares</w:t>
-      </w:r>
-      <w:r>
-        <w:rPr>
-          <w:rFonts w:ascii="Arial" w:hAnsi="Arial" w:cs="Arial"/>
-          <w:color w:val="0A0A0A"/>
-          <w:shd w:val="clear" w:color="auto" w:fill="FFFFFF"/>
-        </w:rPr>
-        <w:t>, reside na proximidade no círculo cromático</w:t>
+        </w:rPr>
+        <w:t>mais contraste e dinamismo</w:t>
+      </w:r>
+      <w:r>
+        <w:t xml:space="preserve"> na imagem</w:t>
       </w:r>
     </w:p>
     <w:p>
@@ -761,7 +681,7 @@
           <w:sz w:val="24"/>
           <w:szCs w:val="24"/>
         </w:rPr>
-        <w:t>Cores Intercaladas</w:t>
+        <w:t>Cores Triádicas</w:t>
       </w:r>
       <w:r>
         <w:rPr>
@@ -769,6 +689,77 @@
           <w:szCs w:val="24"/>
         </w:rPr>
         <w:t xml:space="preserve"> (0,5)</w:t>
+      </w:r>
+    </w:p>
+    <w:p>
+      <w:pPr>
+        <w:numPr>
+          <w:ilvl w:val="0"/>
+          <w:numId w:val="1"/>
+        </w:numPr>
+        <w:spacing w:line="360" w:lineRule="auto"/>
+        <w:rPr>
+          <w:sz w:val="24"/>
+          <w:szCs w:val="24"/>
+        </w:rPr>
+      </w:pPr>
+      <w:r>
+        <w:rPr>
+          <w:b/>
+          <w:bCs/>
+          <w:sz w:val="24"/>
+          <w:szCs w:val="24"/>
+        </w:rPr>
+        <w:t xml:space="preserve"> .</w:t>
+      </w:r>
+      <w:r>
+        <w:rPr>
+          <w:rStyle w:val="Ttulo1Char"/>
+        </w:rPr>
+        <w:t xml:space="preserve"> </w:t>
+      </w:r>
+      <w:r>
+        <w:rPr>
+          <w:rStyle w:val="Forte"/>
+          <w:b w:val="0"/>
+        </w:rPr>
+        <w:t>Cores triádicas</w:t>
+      </w:r>
+      <w:r>
+        <w:t xml:space="preserve"> são um conjunto de</w:t>
+      </w:r>
+      <w:r>
+        <w:t xml:space="preserve"> </w:t>
+      </w:r>
+      <w:r>
+        <w:rPr>
+          <w:rStyle w:val="Forte"/>
+          <w:b w:val="0"/>
+        </w:rPr>
+        <w:t>três cores que ficam igualmente espaçadas no círculo cromático</w:t>
+      </w:r>
+      <w:r>
+        <w:t xml:space="preserve"> (roda de cores). Elas formam um </w:t>
+      </w:r>
+      <w:r>
+        <w:rPr>
+          <w:rStyle w:val="Forte"/>
+          <w:b w:val="0"/>
+        </w:rPr>
+        <w:t>triângulo</w:t>
+      </w:r>
+      <w:r>
+        <w:t xml:space="preserve"> dentro do círculo e criam uma combinação </w:t>
+      </w:r>
+      <w:r>
+        <w:rPr>
+          <w:rStyle w:val="Forte"/>
+          <w:b w:val="0"/>
+        </w:rPr>
+        <w:t>equilibrada, vibrante e contrastante</w:t>
+      </w:r>
+      <w:r>
+        <w:t>.</w:t>
       </w:r>
     </w:p>
     <w:p>
@@ -784,43 +775,56 @@
         </w:rPr>
       </w:pPr>
       <w:r>
-        <w:rPr>
-          <w:sz w:val="24"/>
-          <w:szCs w:val="24"/>
-        </w:rPr>
-        <w:t>Definição correta (0,3)</w:t>
-      </w:r>
-      <w:r>
-        <w:t xml:space="preserve"> </w:t>
-      </w:r>
-      <w:r>
-        <w:t>A definição correta de "cores intercaladas" no contexto técnico de arte e design refere-se às cores que estão localizadas </w:t>
+        <w:t xml:space="preserve">As </w:t>
       </w:r>
       <w:r>
         <w:rPr>
           <w:rStyle w:val="Forte"/>
-          <w:rFonts w:ascii="Arial" w:hAnsi="Arial" w:cs="Arial"/>
-          <w:color w:val="0A0A0A"/>
-          <w:shd w:val="clear" w:color="auto" w:fill="FFFFFF"/>
-        </w:rPr>
-        <w:t>lado a lado (vizinhas)</w:t>
-      </w:r>
-      <w:r>
-        <w:rPr>
-          <w:rFonts w:ascii="Arial" w:hAnsi="Arial" w:cs="Arial"/>
-          <w:color w:val="0A0A0A"/>
-          <w:shd w:val="clear" w:color="auto" w:fill="FFFFFF"/>
-        </w:rPr>
-        <w:t> no círculo cromático, geralmente situadas entre duas cores primárias ou entre uma primária e uma secundária.</w:t>
-      </w:r>
-      <w:r>
-        <w:rPr>
-          <w:rStyle w:val="vkekvd"/>
-          <w:rFonts w:ascii="Arial" w:hAnsi="Arial" w:cs="Arial"/>
-          <w:color w:val="0A0A0A"/>
-          <w:shd w:val="clear" w:color="auto" w:fill="FFFFFF"/>
-        </w:rPr>
-        <w:t> </w:t>
+          <w:b w:val="0"/>
+        </w:rPr>
+        <w:t>cores triádicas</w:t>
+      </w:r>
+      <w:r>
+        <w:t xml:space="preserve"> têm algumas </w:t>
+      </w:r>
+      <w:r>
+        <w:rPr>
+          <w:rStyle w:val="Forte"/>
+          <w:b w:val="0"/>
+        </w:rPr>
+        <w:t>características visuais bem marcantes</w:t>
+      </w:r>
+      <w:r>
+        <w:t>, porque são três cores que ficam igualmente distantes no círculo cromático.</w:t>
+      </w:r>
+    </w:p>
+    <w:p>
+      <w:pPr>
+        <w:numPr>
+          <w:ilvl w:val="0"/>
+          <w:numId w:val="1"/>
+        </w:numPr>
+        <w:spacing w:line="360" w:lineRule="auto"/>
+        <w:rPr>
+          <w:sz w:val="24"/>
+          <w:szCs w:val="24"/>
+        </w:rPr>
+      </w:pPr>
+      <w:r>
+        <w:rPr>
+          <w:b/>
+          <w:bCs/>
+          <w:sz w:val="24"/>
+          <w:szCs w:val="24"/>
+        </w:rPr>
+        <w:t>Cores em Quadrado</w:t>
+      </w:r>
+      <w:r>
+        <w:rPr>
+          <w:sz w:val="24"/>
+          <w:szCs w:val="24"/>
+        </w:rPr>
+        <w:t xml:space="preserve"> (0,5)</w:t>
       </w:r>
     </w:p>
     <w:p>
@@ -840,70 +844,27 @@
           <w:sz w:val="24"/>
           <w:szCs w:val="24"/>
         </w:rPr>
-        <w:t>Efeito visual descrito (0,2)</w:t>
-      </w:r>
-      <w:r>
-        <w:rPr>
-          <w:rStyle w:val="Ttulo1Char"/>
-          <w:shd w:val="clear" w:color="auto" w:fill="E5EDFF"/>
-        </w:rPr>
-        <w:t xml:space="preserve"> </w:t>
-      </w:r>
-      <w:r>
-        <w:rPr>
-          <w:rStyle w:val="n9q8lc"/>
-          <w:shd w:val="clear" w:color="auto" w:fill="E5EDFF"/>
-        </w:rPr>
-        <w:t>O efeito visual de </w:t>
-      </w:r>
-      <w:r>
-        <w:rPr>
-          <w:rStyle w:val="n9q8lc"/>
-          <w:rFonts w:ascii="Arial" w:hAnsi="Arial" w:cs="Arial"/>
-          <w:b/>
-          <w:bCs/>
-          <w:color w:val="0A0A0A"/>
-          <w:shd w:val="clear" w:color="auto" w:fill="E5EDFF"/>
-        </w:rPr>
-        <w:t>cores intercaladas</w:t>
-      </w:r>
-      <w:r>
-        <w:rPr>
-          <w:rStyle w:val="n9q8lc"/>
-          <w:rFonts w:ascii="Arial" w:hAnsi="Arial" w:cs="Arial"/>
-          <w:color w:val="0A0A0A"/>
-          <w:shd w:val="clear" w:color="auto" w:fill="E5EDFF"/>
-        </w:rPr>
-        <w:t> (também conhecido como "efeito zebrado", "cor sim, cor não" ou </w:t>
-      </w:r>
-      <w:r>
-        <w:rPr>
-          <w:rStyle w:val="n9q8lc"/>
-          <w:rFonts w:ascii="Arial" w:hAnsi="Arial" w:cs="Arial"/>
-          <w:i/>
-          <w:iCs/>
-          <w:color w:val="0A0A0A"/>
-          <w:shd w:val="clear" w:color="auto" w:fill="E5EDFF"/>
-        </w:rPr>
-        <w:t>banded rows</w:t>
-      </w:r>
-      <w:r>
-        <w:rPr>
-          <w:rStyle w:val="n9q8lc"/>
-          <w:rFonts w:ascii="Arial" w:hAnsi="Arial" w:cs="Arial"/>
-          <w:color w:val="0A0A0A"/>
-          <w:shd w:val="clear" w:color="auto" w:fill="E5EDFF"/>
-        </w:rPr>
-        <w:t> em inglês) é uma técnica de design e organização de dados que consiste em preencher linhas ou colunas alternadas de uma tabela com cores diferentes.</w:t>
-      </w:r>
-      <w:r>
-        <w:rPr>
-          <w:rStyle w:val="vkekvd"/>
-          <w:rFonts w:ascii="Arial" w:hAnsi="Arial" w:cs="Arial"/>
-          <w:color w:val="0A0A0A"/>
-          <w:shd w:val="clear" w:color="auto" w:fill="FFFFFF"/>
-        </w:rPr>
-        <w:t> </w:t>
+        <w:t>Explicação da distribuição (0,3)</w:t>
+      </w:r>
+    </w:p>
+    <w:p>
+      <w:pPr>
+        <w:numPr>
+          <w:ilvl w:val="1"/>
+          <w:numId w:val="1"/>
+        </w:numPr>
+        <w:spacing w:line="360" w:lineRule="auto"/>
+        <w:rPr>
+          <w:sz w:val="24"/>
+          <w:szCs w:val="24"/>
+        </w:rPr>
+      </w:pPr>
+      <w:r>
+        <w:rPr>
+          <w:sz w:val="24"/>
+          <w:szCs w:val="24"/>
+        </w:rPr>
+        <w:t>Resultado visual (0,2)</w:t>
       </w:r>
     </w:p>
     <w:p>
@@ -925,7 +886,7 @@
           <w:sz w:val="24"/>
           <w:szCs w:val="24"/>
         </w:rPr>
-        <w:t>Cores Triádicas</w:t>
+        <w:t>Cores Tetraédricas</w:t>
       </w:r>
       <w:r>
         <w:rPr>
@@ -952,59 +913,7 @@
           <w:sz w:val="24"/>
           <w:szCs w:val="24"/>
         </w:rPr>
-        <w:lastRenderedPageBreak/>
-        <w:t>Formação correta no círculo cromático (0,3)</w:t>
-      </w:r>
-      <w:r>
-        <w:t xml:space="preserve"> </w:t>
-      </w:r>
-      <w:r>
-        <w:t> A forma correta de encontrar </w:t>
-      </w:r>
-      <w:r>
-        <w:rPr>
-          <w:rStyle w:val="Forte"/>
-          <w:rFonts w:ascii="Arial" w:hAnsi="Arial" w:cs="Arial"/>
-          <w:color w:val="0A0A0A"/>
-          <w:shd w:val="clear" w:color="auto" w:fill="FFFFFF"/>
-        </w:rPr>
-        <w:t>cores triádicas</w:t>
-      </w:r>
-      <w:r>
-        <w:rPr>
-          <w:rFonts w:ascii="Arial" w:hAnsi="Arial" w:cs="Arial"/>
-          <w:color w:val="0A0A0A"/>
-          <w:shd w:val="clear" w:color="auto" w:fill="FFFFFF"/>
-        </w:rPr>
-        <w:t> no círculo cromático é </w:t>
-      </w:r>
-      <w:r>
-        <w:t>selecionando três cores que estejam distribuídas uniformemente ao redor dele, formando um </w:t>
-      </w:r>
-      <w:r>
-        <w:rPr>
-          <w:rStyle w:val="Forte"/>
-        </w:rPr>
-        <w:t>triângulo equilátero</w:t>
-      </w:r>
-      <w:r>
-        <w:t> (lados iguais)</w:t>
-      </w:r>
-      <w:r>
-        <w:rPr>
-          <w:rFonts w:ascii="Arial" w:hAnsi="Arial" w:cs="Arial"/>
-          <w:color w:val="0A0A0A"/>
-          <w:shd w:val="clear" w:color="auto" w:fill="FFFFFF"/>
-        </w:rPr>
-        <w:t>. Essa técnica cria uma paleta vibrante e equilibrada, pois as cores escolhidas têm a mesma distância entre si</w:t>
-      </w:r>
-      <w:r>
-        <w:rPr>
-          <w:rFonts w:ascii="Arial" w:hAnsi="Arial" w:cs="Arial"/>
-          <w:color w:val="0A0A0A"/>
-          <w:shd w:val="clear" w:color="auto" w:fill="FFFFFF"/>
-        </w:rPr>
-        <w:t xml:space="preserve"> essa é o NUMERO 6</w:t>
+        <w:t>Conceito correto (0,3)</w:t>
       </w:r>
     </w:p>
     <w:p>
@@ -1024,30 +933,7 @@
           <w:sz w:val="24"/>
           <w:szCs w:val="24"/>
         </w:rPr>
-        <w:t>Característica visual (0,2)</w:t>
-      </w:r>
-      <w:r>
-        <w:t xml:space="preserve"> </w:t>
-      </w:r>
-      <w:r>
-        <w:t>Uma combinação de cores </w:t>
-      </w:r>
-      <w:r>
-        <w:rPr>
-          <w:rStyle w:val="Forte"/>
-          <w:rFonts w:ascii="Arial" w:hAnsi="Arial" w:cs="Arial"/>
-          <w:color w:val="0A0A0A"/>
-          <w:shd w:val="clear" w:color="auto" w:fill="FFFFFF"/>
-        </w:rPr>
-        <w:t>triádica</w:t>
-      </w:r>
-      <w:r>
-        <w:rPr>
-          <w:rFonts w:ascii="Arial" w:hAnsi="Arial" w:cs="Arial"/>
-          <w:color w:val="0A0A0A"/>
-          <w:shd w:val="clear" w:color="auto" w:fill="FFFFFF"/>
-        </w:rPr>
-        <w:t> (ou tríade) é um esquema visual que utiliza três cores distribuídas uniformemente ao redor do círculo cromático, formando um triângulo equilátero.</w:t>
+        <w:t>Diferença para quadrado (0,2)</w:t>
       </w:r>
     </w:p>
     <w:p>
@@ -1069,7 +955,7 @@
           <w:sz w:val="24"/>
           <w:szCs w:val="24"/>
         </w:rPr>
-        <w:t>Cores em Quadrado</w:t>
+        <w:t>Monocromia</w:t>
       </w:r>
       <w:r>
         <w:rPr>
@@ -1096,30 +982,7 @@
           <w:sz w:val="24"/>
           <w:szCs w:val="24"/>
         </w:rPr>
-        <w:t>Explicação da distribuição (0,3)</w:t>
-      </w:r>
-      <w:r>
-        <w:t xml:space="preserve"> </w:t>
-      </w:r>
-      <w:r>
-        <w:t>A "distribuição em quadrado" ou </w:t>
-      </w:r>
-      <w:r>
-        <w:rPr>
-          <w:rStyle w:val="Forte"/>
-          <w:rFonts w:ascii="Arial" w:hAnsi="Arial" w:cs="Arial"/>
-          <w:color w:val="0A0A0A"/>
-          <w:shd w:val="clear" w:color="auto" w:fill="FFFFFF"/>
-        </w:rPr>
-        <w:t>esquema de cores quadrado (tetrácico)</w:t>
-      </w:r>
-      <w:r>
-        <w:rPr>
-          <w:rFonts w:ascii="Arial" w:hAnsi="Arial" w:cs="Arial"/>
-          <w:color w:val="0A0A0A"/>
-          <w:shd w:val="clear" w:color="auto" w:fill="FFFFFF"/>
-        </w:rPr>
-        <w:t> é uma técnica de harmonia visual utilizada na teoria das cores para criar paletas equilibradas e vibrantes.</w:t>
+        <w:t>Definição correta (0,3)</w:t>
       </w:r>
     </w:p>
     <w:p>
@@ -1139,369 +1002,7 @@
           <w:sz w:val="24"/>
           <w:szCs w:val="24"/>
         </w:rPr>
-        <w:t>Resultado visual (0,2)</w:t>
-      </w:r>
-      <w:r>
-        <w:t xml:space="preserve"> </w:t>
-      </w:r>
-      <w:r>
-        <w:t>A "harmonia quadrada" (ou tetrádica) de cores é uma técnica de design que utiliza quatro cores equidistantes no círculo cromático, formando um quadrado visual</w:t>
-      </w:r>
-      <w:r>
-        <w:rPr>
-          <w:rFonts w:ascii="Arial" w:hAnsi="Arial" w:cs="Arial"/>
-          <w:color w:val="0A0A0A"/>
-          <w:shd w:val="clear" w:color="auto" w:fill="FFFFFF"/>
-        </w:rPr>
-        <w:t>. Esse método cria um resultado visual </w:t>
-      </w:r>
-      <w:r>
-        <w:rPr>
-          <w:rStyle w:val="Forte"/>
-          <w:rFonts w:ascii="Arial" w:hAnsi="Arial" w:cs="Arial"/>
-          <w:color w:val="0A0A0A"/>
-          <w:shd w:val="clear" w:color="auto" w:fill="FFFFFF"/>
-        </w:rPr>
-        <w:t>equilibrado, vibrante e marcante</w:t>
-      </w:r>
-      <w:r>
-        <w:rPr>
-          <w:rFonts w:ascii="Arial" w:hAnsi="Arial" w:cs="Arial"/>
-          <w:color w:val="0A0A0A"/>
-          <w:shd w:val="clear" w:color="auto" w:fill="FFFFFF"/>
-        </w:rPr>
-        <w:t>, ideal para designs que precisam de alto contraste e energia.</w:t>
-      </w:r>
-      <w:r>
-        <w:rPr>
-          <w:rStyle w:val="vkekvd"/>
-          <w:rFonts w:ascii="Arial" w:hAnsi="Arial" w:cs="Arial"/>
-          <w:color w:val="0A0A0A"/>
-          <w:shd w:val="clear" w:color="auto" w:fill="FFFFFF"/>
-        </w:rPr>
-        <w:t> </w:t>
-      </w:r>
-    </w:p>
-    <w:p>
-      <w:pPr>
-        <w:numPr>
-          <w:ilvl w:val="0"/>
-          <w:numId w:val="1"/>
-        </w:numPr>
-        <w:spacing w:line="360" w:lineRule="auto"/>
-        <w:rPr>
-          <w:sz w:val="24"/>
-          <w:szCs w:val="24"/>
-        </w:rPr>
-      </w:pPr>
-      <w:r>
-        <w:rPr>
-          <w:b/>
-          <w:bCs/>
-          <w:sz w:val="24"/>
-          <w:szCs w:val="24"/>
-        </w:rPr>
-        <w:t>Cores Tetraédricas</w:t>
-      </w:r>
-      <w:r>
-        <w:rPr>
-          <w:sz w:val="24"/>
-          <w:szCs w:val="24"/>
-        </w:rPr>
-        <w:t xml:space="preserve"> (0,5)</w:t>
-      </w:r>
-    </w:p>
-    <w:p>
-      <w:pPr>
-        <w:numPr>
-          <w:ilvl w:val="1"/>
-          <w:numId w:val="1"/>
-        </w:numPr>
-        <w:spacing w:line="360" w:lineRule="auto"/>
-        <w:rPr>
-          <w:sz w:val="24"/>
-          <w:szCs w:val="24"/>
-        </w:rPr>
-      </w:pPr>
-      <w:r>
-        <w:rPr>
-          <w:sz w:val="24"/>
-          <w:szCs w:val="24"/>
-        </w:rPr>
-        <w:t>Conceito correto (0,3)</w:t>
-      </w:r>
-      <w:r>
-        <w:rPr>
-          <w:rStyle w:val="Ttulo1Char"/>
-          <w:shd w:val="clear" w:color="auto" w:fill="E5EDFF"/>
-        </w:rPr>
-        <w:t xml:space="preserve"> </w:t>
-      </w:r>
-      <w:r>
-        <w:rPr>
-          <w:rStyle w:val="n9q8lc"/>
-          <w:shd w:val="clear" w:color="auto" w:fill="E5EDFF"/>
-        </w:rPr>
-        <w:t>A harmonia ou </w:t>
-      </w:r>
-      <w:r>
-        <w:rPr>
-          <w:rStyle w:val="n9q8lc"/>
-          <w:rFonts w:ascii="Arial" w:hAnsi="Arial" w:cs="Arial"/>
-          <w:b/>
-          <w:bCs/>
-          <w:color w:val="0A0A0A"/>
-          <w:shd w:val="clear" w:color="auto" w:fill="E5EDFF"/>
-        </w:rPr>
-        <w:t>esquema de cores tetraédrico</w:t>
-      </w:r>
-      <w:r>
-        <w:rPr>
-          <w:rStyle w:val="n9q8lc"/>
-          <w:rFonts w:ascii="Arial" w:hAnsi="Arial" w:cs="Arial"/>
-          <w:color w:val="0A0A0A"/>
-          <w:shd w:val="clear" w:color="auto" w:fill="E5EDFF"/>
-        </w:rPr>
-        <w:t> (também conhecido como tetrádico ou retangular) é um conceito da teoria das cores que consiste na utilização de </w:t>
-      </w:r>
-      <w:r>
-        <w:rPr>
-          <w:rStyle w:val="n9q8lc"/>
-          <w:rFonts w:ascii="Arial" w:hAnsi="Arial" w:cs="Arial"/>
-          <w:b/>
-          <w:bCs/>
-          <w:color w:val="0A0A0A"/>
-          <w:shd w:val="clear" w:color="auto" w:fill="E5EDFF"/>
-        </w:rPr>
-        <w:t>quatro cores organizadas em dois pares complementares</w:t>
-      </w:r>
-      <w:r>
-        <w:rPr>
-          <w:rStyle w:val="n9q8lc"/>
-          <w:rFonts w:ascii="Arial" w:hAnsi="Arial" w:cs="Arial"/>
-          <w:color w:val="0A0A0A"/>
-          <w:shd w:val="clear" w:color="auto" w:fill="E5EDFF"/>
-        </w:rPr>
-        <w:t>.</w:t>
-      </w:r>
-      <w:r>
-        <w:rPr>
-          <w:rStyle w:val="vkekvd"/>
-          <w:rFonts w:ascii="Arial" w:hAnsi="Arial" w:cs="Arial"/>
-          <w:color w:val="0A0A0A"/>
-          <w:shd w:val="clear" w:color="auto" w:fill="FFFFFF"/>
-        </w:rPr>
-        <w:t> </w:t>
-      </w:r>
-    </w:p>
-    <w:p>
-      <w:pPr>
-        <w:numPr>
-          <w:ilvl w:val="1"/>
-          <w:numId w:val="1"/>
-        </w:numPr>
-        <w:spacing w:line="360" w:lineRule="auto"/>
-        <w:rPr>
-          <w:sz w:val="24"/>
-          <w:szCs w:val="24"/>
-        </w:rPr>
-      </w:pPr>
-      <w:r>
-        <w:rPr>
-          <w:sz w:val="24"/>
-          <w:szCs w:val="24"/>
-        </w:rPr>
-        <w:t>Diferença para quadrado (0,2)</w:t>
-      </w:r>
-      <w:r>
-        <w:t xml:space="preserve"> </w:t>
-      </w:r>
-      <w:r>
-        <w:t>A principal diferença entre as harmonias de cores </w:t>
-      </w:r>
-      <w:r>
-        <w:rPr>
-          <w:rStyle w:val="Forte"/>
-          <w:rFonts w:ascii="Arial" w:hAnsi="Arial" w:cs="Arial"/>
-          <w:color w:val="0A0A0A"/>
-          <w:shd w:val="clear" w:color="auto" w:fill="FFFFFF"/>
-        </w:rPr>
-        <w:t>tetraédrica</w:t>
-      </w:r>
-      <w:r>
-        <w:rPr>
-          <w:rFonts w:ascii="Arial" w:hAnsi="Arial" w:cs="Arial"/>
-          <w:color w:val="0A0A0A"/>
-          <w:shd w:val="clear" w:color="auto" w:fill="FFFFFF"/>
-        </w:rPr>
-        <w:t> (ou retângulo) e </w:t>
-      </w:r>
-      <w:r>
-        <w:rPr>
-          <w:rStyle w:val="Forte"/>
-          <w:rFonts w:ascii="Arial" w:hAnsi="Arial" w:cs="Arial"/>
-          <w:color w:val="0A0A0A"/>
-          <w:shd w:val="clear" w:color="auto" w:fill="FFFFFF"/>
-        </w:rPr>
-        <w:t>quadrado</w:t>
-      </w:r>
-      <w:r>
-        <w:rPr>
-          <w:rFonts w:ascii="Arial" w:hAnsi="Arial" w:cs="Arial"/>
-          <w:color w:val="0A0A0A"/>
-          <w:shd w:val="clear" w:color="auto" w:fill="FFFFFF"/>
-        </w:rPr>
-        <w:t> está na distribuição das quatro cores no círculo cromático, o que afeta o contraste e o equilíbrio da paleta.</w:t>
-      </w:r>
-      <w:r>
-        <w:rPr>
-          <w:rStyle w:val="vkekvd"/>
-          <w:rFonts w:ascii="Arial" w:hAnsi="Arial" w:cs="Arial"/>
-          <w:color w:val="0A0A0A"/>
-          <w:shd w:val="clear" w:color="auto" w:fill="FFFFFF"/>
-        </w:rPr>
-        <w:t> </w:t>
-      </w:r>
-    </w:p>
-    <w:p>
-      <w:pPr>
-        <w:numPr>
-          <w:ilvl w:val="0"/>
-          <w:numId w:val="1"/>
-        </w:numPr>
-        <w:spacing w:line="360" w:lineRule="auto"/>
-        <w:rPr>
-          <w:sz w:val="24"/>
-          <w:szCs w:val="24"/>
-        </w:rPr>
-      </w:pPr>
-      <w:r>
-        <w:rPr>
-          <w:b/>
-          <w:bCs/>
-          <w:sz w:val="24"/>
-          <w:szCs w:val="24"/>
-        </w:rPr>
-        <w:t>Monocromia</w:t>
-      </w:r>
-      <w:r>
-        <w:rPr>
-          <w:sz w:val="24"/>
-          <w:szCs w:val="24"/>
-        </w:rPr>
-        <w:t xml:space="preserve"> (0,5)</w:t>
-      </w:r>
-    </w:p>
-    <w:p>
-      <w:pPr>
-        <w:numPr>
-          <w:ilvl w:val="1"/>
-          <w:numId w:val="1"/>
-        </w:numPr>
-        <w:spacing w:line="360" w:lineRule="auto"/>
-        <w:rPr>
-          <w:sz w:val="24"/>
-          <w:szCs w:val="24"/>
-        </w:rPr>
-      </w:pPr>
-      <w:r>
-        <w:rPr>
-          <w:sz w:val="24"/>
-          <w:szCs w:val="24"/>
-        </w:rPr>
-        <w:t>Definição correta (0,3)</w:t>
-      </w:r>
-      <w:r>
-        <w:t xml:space="preserve"> </w:t>
-      </w:r>
-      <w:r>
-        <w:t>A </w:t>
-      </w:r>
-      <w:r>
-        <w:rPr>
-          <w:rStyle w:val="Forte"/>
-          <w:rFonts w:ascii="Arial" w:hAnsi="Arial" w:cs="Arial"/>
-          <w:color w:val="0A0A0A"/>
-          <w:shd w:val="clear" w:color="auto" w:fill="FFFFFF"/>
-        </w:rPr>
-        <w:t>monocromia</w:t>
-      </w:r>
-      <w:r>
-        <w:rPr>
-          <w:rFonts w:ascii="Arial" w:hAnsi="Arial" w:cs="Arial"/>
-          <w:color w:val="0A0A0A"/>
-          <w:shd w:val="clear" w:color="auto" w:fill="FFFFFF"/>
-        </w:rPr>
-        <w:t> é uma técnica artística, de design ou de moda que utiliza </w:t>
-      </w:r>
-      <w:r>
-        <w:rPr>
-          <w:rStyle w:val="Forte"/>
-          <w:rFonts w:ascii="Arial" w:hAnsi="Arial" w:cs="Arial"/>
-          <w:color w:val="0A0A0A"/>
-          <w:shd w:val="clear" w:color="auto" w:fill="FFFFFF"/>
-        </w:rPr>
-        <w:t>apenas uma única cor</w:t>
-      </w:r>
-      <w:r>
-        <w:rPr>
-          <w:rFonts w:ascii="Arial" w:hAnsi="Arial" w:cs="Arial"/>
-          <w:color w:val="0A0A0A"/>
-          <w:shd w:val="clear" w:color="auto" w:fill="FFFFFF"/>
-        </w:rPr>
-        <w:t xml:space="preserve"> (matiz) em toda a </w:t>
-      </w:r>
-      <w:r>
-        <w:rPr>
-          <w:rFonts w:ascii="Arial" w:hAnsi="Arial" w:cs="Arial"/>
-          <w:color w:val="0A0A0A"/>
-          <w:shd w:val="clear" w:color="auto" w:fill="FFFFFF"/>
-        </w:rPr>
-        <w:lastRenderedPageBreak/>
-        <w:t>composição, aplicando variações de tonalidade, intensidade e luminosidade dessa cor</w:t>
-      </w:r>
-    </w:p>
-    <w:p>
-      <w:pPr>
-        <w:numPr>
-          <w:ilvl w:val="1"/>
-          <w:numId w:val="1"/>
-        </w:numPr>
-        <w:spacing w:line="360" w:lineRule="auto"/>
-        <w:rPr>
-          <w:sz w:val="24"/>
-          <w:szCs w:val="24"/>
-        </w:rPr>
-      </w:pPr>
-      <w:r>
-        <w:rPr>
-          <w:sz w:val="24"/>
-          <w:szCs w:val="24"/>
-        </w:rPr>
         <w:t>Explicação de como criar variações (0,2)</w:t>
-      </w:r>
-      <w:r>
-        <w:t xml:space="preserve"> </w:t>
-      </w:r>
-      <w:r>
-        <w:t>A monocromia é uma técnica artística baseada no uso de </w:t>
-      </w:r>
-      <w:r>
-        <w:rPr>
-          <w:rStyle w:val="Forte"/>
-          <w:rFonts w:ascii="Arial" w:hAnsi="Arial" w:cs="Arial"/>
-          <w:color w:val="0A0A0A"/>
-          <w:shd w:val="clear" w:color="auto" w:fill="FFFFFF"/>
-        </w:rPr>
-        <w:t>uma única cor</w:t>
-      </w:r>
-      <w:r>
-        <w:rPr>
-          <w:rFonts w:ascii="Arial" w:hAnsi="Arial" w:cs="Arial"/>
-          <w:color w:val="0A0A0A"/>
-          <w:shd w:val="clear" w:color="auto" w:fill="FFFFFF"/>
-        </w:rPr>
-        <w:t> (matiz) em toda a composição, explorando variações de sua tonalidade, luminosidade e saturação. Em vez de utilizar várias cores, o artista utiliza apenas uma cor base e a altera para criar contraste, profundidade e harmonia, geralmente resultando em um visual minimalista e elegante.</w:t>
       </w:r>
     </w:p>
     <w:p>
@@ -1551,67 +1052,6 @@
         </w:rPr>
         <w:t xml:space="preserve"> Parte 2 – Aplicação Prática (4,0 pontos)</w:t>
       </w:r>
-      <w:r>
-        <w:rPr>
-          <w:noProof/>
-          <w:lang w:eastAsia="pt-BR"/>
-        </w:rPr>
-        <w:t xml:space="preserve"> </w:t>
-      </w:r>
-      <w:r>
-        <w:rPr>
-          <w:noProof/>
-          <w:lang w:eastAsia="pt-BR"/>
-        </w:rPr>
-        <w:drawing>
-          <wp:inline distT="0" distB="0" distL="0" distR="0" wp14:anchorId="1A4FC824" wp14:editId="314BCF6C">
-            <wp:extent cx="2143125" cy="1209675"/>
-            <wp:effectExtent l="0" t="0" r="9525" b="9525"/>
-            <wp:docPr id="1" name="Imagem 1" descr="Arte – Artes Visuais – Estudo das cores – Conexão Escola SME"/>
-            <wp:cNvGraphicFramePr>
-              <a:graphicFrameLocks xmlns:a="http://schemas.openxmlformats.org/drawingml/2006/main" noChangeAspect="1"/>
-            </wp:cNvGraphicFramePr>
-            <a:graphic xmlns:a="http://schemas.openxmlformats.org/drawingml/2006/main">
-              <a:graphicData uri="http://schemas.openxmlformats.org/drawingml/2006/picture">
-                <pic:pic xmlns:pic="http://schemas.openxmlformats.org/drawingml/2006/picture">
-                  <pic:nvPicPr>
-                    <pic:cNvPr id="0" name="Picture 5" descr="Arte – Artes Visuais – Estudo das cores – Conexão Escola SME"/>
-                    <pic:cNvPicPr>
-                      <a:picLocks noChangeAspect="1" noChangeArrowheads="1"/>
-                    </pic:cNvPicPr>
-                  </pic:nvPicPr>
-                  <pic:blipFill>
-                    <a:blip r:embed="rId7">
-                      <a:extLst>
-                        <a:ext uri="{28A0092B-C50C-407E-A947-70E740481C1C}">
-                          <a14:useLocalDpi xmlns:a14="http://schemas.microsoft.com/office/drawing/2010/main" val="0"/>
-                        </a:ext>
-                      </a:extLst>
-                    </a:blip>
-                    <a:srcRect/>
-                    <a:stretch>
-                      <a:fillRect/>
-                    </a:stretch>
-                  </pic:blipFill>
-                  <pic:spPr bwMode="auto">
-                    <a:xfrm>
-                      <a:off x="0" y="0"/>
-                      <a:ext cx="2143125" cy="1209675"/>
-                    </a:xfrm>
-                    <a:prstGeom prst="rect">
-                      <a:avLst/>
-                    </a:prstGeom>
-                    <a:noFill/>
-                    <a:ln>
-                      <a:noFill/>
-                    </a:ln>
-                  </pic:spPr>
-                </pic:pic>
-              </a:graphicData>
-            </a:graphic>
-          </wp:inline>
-        </w:drawing>
-      </w:r>
     </w:p>
     <w:p>
       <w:pPr>
@@ -1632,13 +1072,6 @@
         </w:rPr>
         <w:t>Desenho correto do círculo cromático (1,0)</w:t>
       </w:r>
-      <w:r>
-        <w:rPr>
-          <w:sz w:val="24"/>
-          <w:szCs w:val="24"/>
-        </w:rPr>
-        <w:t xml:space="preserve"> </w:t>
-      </w:r>
     </w:p>
     <w:p>
       <w:pPr>
@@ -1659,38 +1092,6 @@
         </w:rPr>
         <w:t>Organização e disposição correta das cores (0,5)</w:t>
       </w:r>
-      <w:r>
-        <w:rPr>
-          <w:rStyle w:val="Ttulo1Char"/>
-          <w:shd w:val="clear" w:color="auto" w:fill="E5EDFF"/>
-        </w:rPr>
-        <w:t xml:space="preserve"> </w:t>
-      </w:r>
-      <w:r>
-        <w:rPr>
-          <w:rStyle w:val="n9q8lc"/>
-          <w:shd w:val="clear" w:color="auto" w:fill="E5EDFF"/>
-        </w:rPr>
-        <w:t>A organização e disposição correta de cores segue princípios de harmonia visual, geralmente baseados no espectro de luz (arco-íris) ou no círculo cromático, indo dos tons mais claros para os mais escuros</w:t>
-      </w:r>
-      <w:r>
-        <w:rPr>
-          <w:rStyle w:val="n9q8lc"/>
-          <w:rFonts w:ascii="Arial" w:hAnsi="Arial" w:cs="Arial"/>
-          <w:color w:val="0A0A0A"/>
-          <w:shd w:val="clear" w:color="auto" w:fill="E5EDFF"/>
-        </w:rPr>
-        <w:t>. Essa técnica é amplamente utilizada para organizar roupas, materiais de arte e ambientes, trazendo funcionalidade e conforto visual.</w:t>
-      </w:r>
-      <w:r>
-        <w:rPr>
-          <w:rStyle w:val="vkekvd"/>
-          <w:rFonts w:ascii="Arial" w:hAnsi="Arial" w:cs="Arial"/>
-          <w:color w:val="0A0A0A"/>
-          <w:shd w:val="clear" w:color="auto" w:fill="FFFFFF"/>
-        </w:rPr>
-        <w:t> </w:t>
-      </w:r>
     </w:p>
     <w:p>
       <w:pPr>
@@ -1711,39 +1112,6 @@
         </w:rPr>
         <w:t>Identificação das cores primárias, secundárias e terciárias (0,5)</w:t>
       </w:r>
-      <w:r>
-        <w:t xml:space="preserve"> </w:t>
-      </w:r>
-      <w:r>
-        <w:t>As cores primárias, secundárias e terciárias formam a base do círculo cromático. As </w:t>
-      </w:r>
-      <w:r>
-        <w:rPr>
-          <w:rStyle w:val="Forte"/>
-        </w:rPr>
-        <w:t>primárias</w:t>
-      </w:r>
-      <w:r>
-        <w:t> (azul, amarelo, vermelho) são puras e inalteráveis. As </w:t>
-      </w:r>
-      <w:r>
-        <w:rPr>
-          <w:rStyle w:val="Forte"/>
-        </w:rPr>
-        <w:t>secundárias</w:t>
-      </w:r>
-      <w:r>
-        <w:t> (verde, laranja, roxo) nascem da mistura de duas primárias. As </w:t>
-      </w:r>
-      <w:r>
-        <w:rPr>
-          <w:rStyle w:val="Forte"/>
-        </w:rPr>
-        <w:t>terciárias</w:t>
-      </w:r>
-      <w:r>
-        <w:t> (ex: verde-esmeralda, vermelho-alaranjado) resultam da união de uma primária com uma secundária</w:t>
-      </w:r>
     </w:p>
     <w:p>
       <w:pPr>
@@ -1782,17 +1150,8 @@
           <w:sz w:val="24"/>
           <w:szCs w:val="24"/>
         </w:rPr>
-        <w:t>Uma combinação complementar</w:t>
-      </w:r>
-      <w:r>
-        <w:rPr>
-          <w:sz w:val="24"/>
-          <w:szCs w:val="24"/>
-        </w:rPr>
-        <w:t xml:space="preserve"> corretamente representada (1,0)</w:t>
-      </w:r>
-      <w:bookmarkStart w:id="0" w:name="_GoBack"/>
-      <w:bookmarkEnd w:id="0"/>
+        <w:t>Uma combinação complementar corretamente representada (1,0)</w:t>
+      </w:r>
     </w:p>
     <w:p>
       <w:pPr>
@@ -1811,14 +1170,7 @@
           <w:sz w:val="24"/>
           <w:szCs w:val="24"/>
         </w:rPr>
-        <w:t>Uma combinação triádica</w:t>
-      </w:r>
-      <w:r>
-        <w:rPr>
-          <w:sz w:val="24"/>
-          <w:szCs w:val="24"/>
-        </w:rPr>
-        <w:t xml:space="preserve"> corretamente representada (1,0)</w:t>
+        <w:t>Uma combinação triádica corretamente representada (1,0)</w:t>
       </w:r>
     </w:p>
     <w:p>
@@ -2089,56 +1441,6 @@
 </w:document>
 </file>
 
-<file path=word/endnotes.xml><?xml version="1.0" encoding="utf-8"?>
-<w:endnotes xmlns:wpc="http://schemas.microsoft.com/office/word/2010/wordprocessingCanvas" xmlns:cx="http://schemas.microsoft.com/office/drawing/2014/chartex" xmlns:mc="http://schemas.openxmlformats.org/markup-compatibility/2006" xmlns:o="urn:schemas-microsoft-com:office:office" xmlns:r="http://schemas.openxmlformats.org/officeDocument/2006/relationships" xmlns:m="http://schemas.openxmlformats.org/officeDocument/2006/math" xmlns:v="urn:schemas-microsoft-com:vml" xmlns:wp14="http://schemas.microsoft.com/office/word/2010/wordprocessingDrawing" xmlns:wp="http://schemas.openxmlformats.org/drawingml/2006/wordprocessingDrawing" xmlns:w10="urn:schemas-microsoft-com:office:word" xmlns:w="http://schemas.openxmlformats.org/wordprocessingml/2006/main" xmlns:w14="http://schemas.microsoft.com/office/word/2010/wordml" xmlns:w15="http://schemas.microsoft.com/office/word/2012/wordml" xmlns:w16se="http://schemas.microsoft.com/office/word/2015/wordml/symex" xmlns:wpg="http://schemas.microsoft.com/office/word/2010/wordprocessingGroup" xmlns:wpi="http://schemas.microsoft.com/office/word/2010/wordprocessingInk" xmlns:wne="http://schemas.microsoft.com/office/word/2006/wordml" xmlns:wps="http://schemas.microsoft.com/office/word/2010/wordprocessingShape" mc:Ignorable="w14 w15 w16se wp14">
-  <w:endnote w:type="separator" w:id="-1">
-    <w:p>
-      <w:pPr>
-        <w:spacing w:after="0" w:line="240" w:lineRule="auto"/>
-      </w:pPr>
-      <w:r>
-        <w:separator/>
-      </w:r>
-    </w:p>
-  </w:endnote>
-  <w:endnote w:type="continuationSeparator" w:id="0">
-    <w:p>
-      <w:pPr>
-        <w:spacing w:after="0" w:line="240" w:lineRule="auto"/>
-      </w:pPr>
-      <w:r>
-        <w:continuationSeparator/>
-      </w:r>
-    </w:p>
-  </w:endnote>
-</w:endnotes>
-</file>
-
-<file path=word/footnotes.xml><?xml version="1.0" encoding="utf-8"?>
-<w:footnotes xmlns:wpc="http://schemas.microsoft.com/office/word/2010/wordprocessingCanvas" xmlns:cx="http://schemas.microsoft.com/office/drawing/2014/chartex" xmlns:mc="http://schemas.openxmlformats.org/markup-compatibility/2006" xmlns:o="urn:schemas-microsoft-com:office:office" xmlns:r="http://schemas.openxmlformats.org/officeDocument/2006/relationships" xmlns:m="http://schemas.openxmlformats.org/officeDocument/2006/math" xmlns:v="urn:schemas-microsoft-com:vml" xmlns:wp14="http://schemas.microsoft.com/office/word/2010/wordprocessingDrawing" xmlns:wp="http://schemas.openxmlformats.org/drawingml/2006/wordprocessingDrawing" xmlns:w10="urn:schemas-microsoft-com:office:word" xmlns:w="http://schemas.openxmlformats.org/wordprocessingml/2006/main" xmlns:w14="http://schemas.microsoft.com/office/word/2010/wordml" xmlns:w15="http://schemas.microsoft.com/office/word/2012/wordml" xmlns:w16se="http://schemas.microsoft.com/office/word/2015/wordml/symex" xmlns:wpg="http://schemas.microsoft.com/office/word/2010/wordprocessingGroup" xmlns:wpi="http://schemas.microsoft.com/office/word/2010/wordprocessingInk" xmlns:wne="http://schemas.microsoft.com/office/word/2006/wordml" xmlns:wps="http://schemas.microsoft.com/office/word/2010/wordprocessingShape" mc:Ignorable="w14 w15 w16se wp14">
-  <w:footnote w:type="separator" w:id="-1">
-    <w:p>
-      <w:pPr>
-        <w:spacing w:after="0" w:line="240" w:lineRule="auto"/>
-      </w:pPr>
-      <w:r>
-        <w:separator/>
-      </w:r>
-    </w:p>
-  </w:footnote>
-  <w:footnote w:type="continuationSeparator" w:id="0">
-    <w:p>
-      <w:pPr>
-        <w:spacing w:after="0" w:line="240" w:lineRule="auto"/>
-      </w:pPr>
-      <w:r>
-        <w:continuationSeparator/>
-      </w:r>
-    </w:p>
-  </w:footnote>
-</w:footnotes>
-</file>
-
 <file path=word/numbering.xml><?xml version="1.0" encoding="utf-8"?>
 <w:numbering xmlns:wpc="http://schemas.microsoft.com/office/word/2010/wordprocessingCanvas" xmlns:cx="http://schemas.microsoft.com/office/drawing/2014/chartex" xmlns:mc="http://schemas.openxmlformats.org/markup-compatibility/2006" xmlns:o="urn:schemas-microsoft-com:office:office" xmlns:r="http://schemas.openxmlformats.org/officeDocument/2006/relationships" xmlns:m="http://schemas.openxmlformats.org/officeDocument/2006/math" xmlns:v="urn:schemas-microsoft-com:vml" xmlns:wp14="http://schemas.microsoft.com/office/word/2010/wordprocessingDrawing" xmlns:wp="http://schemas.openxmlformats.org/drawingml/2006/wordprocessingDrawing" xmlns:w10="urn:schemas-microsoft-com:office:word" xmlns:w="http://schemas.openxmlformats.org/wordprocessingml/2006/main" xmlns:w14="http://schemas.microsoft.com/office/word/2010/wordml" xmlns:w15="http://schemas.microsoft.com/office/word/2012/wordml" xmlns:w16se="http://schemas.microsoft.com/office/word/2015/wordml/symex" xmlns:wpg="http://schemas.microsoft.com/office/word/2010/wordprocessingGroup" xmlns:wpi="http://schemas.microsoft.com/office/word/2010/wordprocessingInk" xmlns:wne="http://schemas.microsoft.com/office/word/2006/wordml" xmlns:wps="http://schemas.microsoft.com/office/word/2010/wordprocessingShape" mc:Ignorable="w14 w15 w16se wp14">
   <w:abstractNum w:abstractNumId="0" w15:restartNumberingAfterBreak="0">
@@ -2671,155 +1973,6 @@
         </w:tabs>
         <w:ind w:left="6480" w:hanging="360"/>
       </w:pPr>
-    </w:lvl>
-  </w:abstractNum>
-  <w:abstractNum w:abstractNumId="4" w15:restartNumberingAfterBreak="0">
-    <w:nsid w:val="65DD19E5"/>
-    <w:multiLevelType w:val="multilevel"/>
-    <w:tmpl w:val="2A66D22E"/>
-    <w:lvl w:ilvl="0">
-      <w:start w:val="1"/>
-      <w:numFmt w:val="bullet"/>
-      <w:lvlText w:val=""/>
-      <w:lvlJc w:val="left"/>
-      <w:pPr>
-        <w:tabs>
-          <w:tab w:val="num" w:pos="720"/>
-        </w:tabs>
-        <w:ind w:left="720" w:hanging="360"/>
-      </w:pPr>
-      <w:rPr>
-        <w:rFonts w:ascii="Symbol" w:hAnsi="Symbol" w:hint="default"/>
-        <w:sz w:val="20"/>
-      </w:rPr>
-    </w:lvl>
-    <w:lvl w:ilvl="1" w:tentative="1">
-      <w:start w:val="1"/>
-      <w:numFmt w:val="bullet"/>
-      <w:lvlText w:val="o"/>
-      <w:lvlJc w:val="left"/>
-      <w:pPr>
-        <w:tabs>
-          <w:tab w:val="num" w:pos="1440"/>
-        </w:tabs>
-        <w:ind w:left="1440" w:hanging="360"/>
-      </w:pPr>
-      <w:rPr>
-        <w:rFonts w:ascii="Courier New" w:hAnsi="Courier New" w:hint="default"/>
-        <w:sz w:val="20"/>
-      </w:rPr>
-    </w:lvl>
-    <w:lvl w:ilvl="2" w:tentative="1">
-      <w:start w:val="1"/>
-      <w:numFmt w:val="bullet"/>
-      <w:lvlText w:val=""/>
-      <w:lvlJc w:val="left"/>
-      <w:pPr>
-        <w:tabs>
-          <w:tab w:val="num" w:pos="2160"/>
-        </w:tabs>
-        <w:ind w:left="2160" w:hanging="360"/>
-      </w:pPr>
-      <w:rPr>
-        <w:rFonts w:ascii="Wingdings" w:hAnsi="Wingdings" w:hint="default"/>
-        <w:sz w:val="20"/>
-      </w:rPr>
-    </w:lvl>
-    <w:lvl w:ilvl="3" w:tentative="1">
-      <w:start w:val="1"/>
-      <w:numFmt w:val="bullet"/>
-      <w:lvlText w:val=""/>
-      <w:lvlJc w:val="left"/>
-      <w:pPr>
-        <w:tabs>
-          <w:tab w:val="num" w:pos="2880"/>
-        </w:tabs>
-        <w:ind w:left="2880" w:hanging="360"/>
-      </w:pPr>
-      <w:rPr>
-        <w:rFonts w:ascii="Wingdings" w:hAnsi="Wingdings" w:hint="default"/>
-        <w:sz w:val="20"/>
-      </w:rPr>
-    </w:lvl>
-    <w:lvl w:ilvl="4" w:tentative="1">
-      <w:start w:val="1"/>
-      <w:numFmt w:val="bullet"/>
-      <w:lvlText w:val=""/>
-      <w:lvlJc w:val="left"/>
-      <w:pPr>
-        <w:tabs>
-          <w:tab w:val="num" w:pos="3600"/>
-        </w:tabs>
-        <w:ind w:left="3600" w:hanging="360"/>
-      </w:pPr>
-      <w:rPr>
-        <w:rFonts w:ascii="Wingdings" w:hAnsi="Wingdings" w:hint="default"/>
-        <w:sz w:val="20"/>
-      </w:rPr>
-    </w:lvl>
-    <w:lvl w:ilvl="5" w:tentative="1">
-      <w:start w:val="1"/>
-      <w:numFmt w:val="bullet"/>
-      <w:lvlText w:val=""/>
-      <w:lvlJc w:val="left"/>
-      <w:pPr>
-        <w:tabs>
-          <w:tab w:val="num" w:pos="4320"/>
-        </w:tabs>
-        <w:ind w:left="4320" w:hanging="360"/>
-      </w:pPr>
-      <w:rPr>
-        <w:rFonts w:ascii="Wingdings" w:hAnsi="Wingdings" w:hint="default"/>
-        <w:sz w:val="20"/>
-      </w:rPr>
-    </w:lvl>
-    <w:lvl w:ilvl="6" w:tentative="1">
-      <w:start w:val="1"/>
-      <w:numFmt w:val="bullet"/>
-      <w:lvlText w:val=""/>
-      <w:lvlJc w:val="left"/>
-      <w:pPr>
-        <w:tabs>
-          <w:tab w:val="num" w:pos="5040"/>
-        </w:tabs>
-        <w:ind w:left="5040" w:hanging="360"/>
-      </w:pPr>
-      <w:rPr>
-        <w:rFonts w:ascii="Wingdings" w:hAnsi="Wingdings" w:hint="default"/>
-        <w:sz w:val="20"/>
-      </w:rPr>
-    </w:lvl>
-    <w:lvl w:ilvl="7" w:tentative="1">
-      <w:start w:val="1"/>
-      <w:numFmt w:val="bullet"/>
-      <w:lvlText w:val=""/>
-      <w:lvlJc w:val="left"/>
-      <w:pPr>
-        <w:tabs>
-          <w:tab w:val="num" w:pos="5760"/>
-        </w:tabs>
-        <w:ind w:left="5760" w:hanging="360"/>
-      </w:pPr>
-      <w:rPr>
-        <w:rFonts w:ascii="Wingdings" w:hAnsi="Wingdings" w:hint="default"/>
-        <w:sz w:val="20"/>
-      </w:rPr>
-    </w:lvl>
-    <w:lvl w:ilvl="8" w:tentative="1">
-      <w:start w:val="1"/>
-      <w:numFmt w:val="bullet"/>
-      <w:lvlText w:val=""/>
-      <w:lvlJc w:val="left"/>
-      <w:pPr>
-        <w:tabs>
-          <w:tab w:val="num" w:pos="6480"/>
-        </w:tabs>
-        <w:ind w:left="6480" w:hanging="360"/>
-      </w:pPr>
-      <w:rPr>
-        <w:rFonts w:ascii="Wingdings" w:hAnsi="Wingdings" w:hint="default"/>
-        <w:sz w:val="20"/>
-      </w:rPr>
     </w:lvl>
   </w:abstractNum>
   <w:num w:numId="1">
@@ -2833,9 +1986,6 @@
   </w:num>
   <w:num w:numId="4">
     <w:abstractNumId w:val="0"/>
-  </w:num>
-  <w:num w:numId="5">
-    <w:abstractNumId w:val="4"/>
   </w:num>
 </w:numbering>
 </file>
@@ -3752,87 +2902,21 @@
       <w:spacing w:val="5"/>
     </w:rPr>
   </w:style>
+  <w:style w:type="character" w:customStyle="1" w:styleId="gstkn">
+    <w:name w:val="gs_tkn"/>
+    <w:basedOn w:val="Fontepargpadro"/>
+    <w:rsid w:val="009A012D"/>
+  </w:style>
   <w:style w:type="character" w:styleId="Forte">
     <w:name w:val="Strong"/>
     <w:basedOn w:val="Fontepargpadro"/>
     <w:uiPriority w:val="22"/>
     <w:qFormat/>
-    <w:rsid w:val="006A45D6"/>
+    <w:rsid w:val="002F30F7"/>
     <w:rPr>
       <w:b/>
       <w:bCs/>
     </w:rPr>
-  </w:style>
-  <w:style w:type="character" w:customStyle="1" w:styleId="vkekvd">
-    <w:name w:val="vkekvd"/>
-    <w:basedOn w:val="Fontepargpadro"/>
-    <w:rsid w:val="006A45D6"/>
-  </w:style>
-  <w:style w:type="character" w:customStyle="1" w:styleId="t286pc">
-    <w:name w:val="t286pc"/>
-    <w:basedOn w:val="Fontepargpadro"/>
-    <w:rsid w:val="006A45D6"/>
-  </w:style>
-  <w:style w:type="character" w:customStyle="1" w:styleId="n9q8lc">
-    <w:name w:val="n9q8lc"/>
-    <w:basedOn w:val="Fontepargpadro"/>
-    <w:rsid w:val="00B2711B"/>
-  </w:style>
-  <w:style w:type="character" w:styleId="Hyperlink">
-    <w:name w:val="Hyperlink"/>
-    <w:basedOn w:val="Fontepargpadro"/>
-    <w:uiPriority w:val="99"/>
-    <w:semiHidden/>
-    <w:unhideWhenUsed/>
-    <w:rsid w:val="00461540"/>
-    <w:rPr>
-      <w:color w:val="0000FF"/>
-      <w:u w:val="single"/>
-    </w:rPr>
-  </w:style>
-  <w:style w:type="paragraph" w:styleId="Cabealho">
-    <w:name w:val="header"/>
-    <w:basedOn w:val="Normal"/>
-    <w:link w:val="CabealhoChar"/>
-    <w:uiPriority w:val="99"/>
-    <w:unhideWhenUsed/>
-    <w:rsid w:val="00461540"/>
-    <w:pPr>
-      <w:tabs>
-        <w:tab w:val="center" w:pos="4252"/>
-        <w:tab w:val="right" w:pos="8504"/>
-      </w:tabs>
-      <w:spacing w:after="0" w:line="240" w:lineRule="auto"/>
-    </w:pPr>
-  </w:style>
-  <w:style w:type="character" w:customStyle="1" w:styleId="CabealhoChar">
-    <w:name w:val="Cabeçalho Char"/>
-    <w:basedOn w:val="Fontepargpadro"/>
-    <w:link w:val="Cabealho"/>
-    <w:uiPriority w:val="99"/>
-    <w:rsid w:val="00461540"/>
-  </w:style>
-  <w:style w:type="paragraph" w:styleId="Rodap">
-    <w:name w:val="footer"/>
-    <w:basedOn w:val="Normal"/>
-    <w:link w:val="RodapChar"/>
-    <w:uiPriority w:val="99"/>
-    <w:unhideWhenUsed/>
-    <w:rsid w:val="00461540"/>
-    <w:pPr>
-      <w:tabs>
-        <w:tab w:val="center" w:pos="4252"/>
-        <w:tab w:val="right" w:pos="8504"/>
-      </w:tabs>
-      <w:spacing w:after="0" w:line="240" w:lineRule="auto"/>
-    </w:pPr>
-  </w:style>
-  <w:style w:type="character" w:customStyle="1" w:styleId="RodapChar">
-    <w:name w:val="Rodapé Char"/>
-    <w:basedOn w:val="Fontepargpadro"/>
-    <w:link w:val="Rodap"/>
-    <w:uiPriority w:val="99"/>
-    <w:rsid w:val="00461540"/>
   </w:style>
 </w:styles>
 </file>
